--- a/paper/MIPRO_Dronovi_Poljoprivreda_HR.docx
+++ b/paper/MIPRO_Dronovi_Poljoprivreda_HR.docx
@@ -105,7 +105,7 @@
       </w:r>
       <w:r>
         <w:rPr/>
-        <w:t xml:space="preserve">—Bespilotne letjelice (UAV) promiču se kao okosnica precizne poljoprivrede, i kao senzorske platforme i, sve više, kao aktuatori za prskanje, no brzina te prihvaćenosti i njezino vjerojatno zasićenje dosad nisu kvantificirani. Iz otvorenog bibliografskog indeksa OpenAlex prikupili smo godišnji broj recenziranih radova koji spajaju pojmove o UAV-ima s poljoprivrednim pojmovima za razdoblje 2005.–2025. (18 506 radova nakon filtriranja šuma), zajedno s četiri normalizacijska nazivnika i sedam primjenskih poddomena, te smo u MATLAB-u, bez dodatnih alatnih paketa, Poissonovom devijancom prilagodili četiri modela rasta (eksponencijalni, logistički, Gompertzov i Bassov difuzijski). Modeli su uspoređeni kvazi-likelihood informacijskim kriterijem, provjereni retrospektivnim testiranjem s pomičnim ishodištem i bootstrapom za intervale predviđanja. Produkcija je rasla 28,5 posto godišnje (29 radova 2005., 4 381 rad 2025.), sa strukturnim lomom 2009. Za apsolutnu produkciju nijedan model ne dominira: prosjek modela predviđa 8 174 rada 2028. i 40 260 radova 2035., s desetogodišnjim intervalom od 13 390 do 55 050. Udio poljoprivredne literature koja koristi UAV-e zasićuje se kasnije nego u susjednim područjima: logistički model s težinom 0,91 daje plato od 13,8 radova na 1 000, od čega su 2025. dosegnuta 62 posto. Najbrže rastu predviđanje prinosa, navodnjavanje i detekcija bolesti, a prskanje čini UAV aktuatorom s posebnim regulatornim ograničenjima. Raspravljaju se implikacije za konstrukciju i autonomiju UAV-a.</w:t>
+        <w:t xml:space="preserve">—Bespilotne letjelice (UAV) promiču se kao okosnica precizne poljoprivrede, i kao senzorske platforme i, sve više, kao aktuatori za prskanje, no brzina te prihvaćenosti i njezino vjerojatno zasićenje dosad nisu kvantificirani. Iz otvorenog bibliografskog indeksa OpenAlex prikupili smo godišnji broj recenziranih radova koji spajaju pojmove o UAV-ima s poljoprivrednim pojmovima za razdoblje 2005.–2025. (18 506 radova nakon filtriranja šuma), zajedno s četiri normalizacijska nazivnika i sedam primjenskih poddomena, te smo u MATLAB-u, bez dodatnih alatnih paketa, Poissonovom devijancom prilagodili četiri modela rasta (eksponencijalni, logistički, Gompertzov i Bassov difuzijski). Modeli su uspoređeni kvazi-likelihood informacijskim kriterijem, provjereni retrospektivnim testiranjem s pomičnim ishodištem i bootstrapom za intervale predviđanja. Produkcija je rasla 28,5 posto godišnje (29 radova 2005., 4 381 rad 2025.), sa strukturnim lomom 2009. Za apsolutnu produkciju nijedan model ne dominira: prosjek modela predviđa 8 174 rada 2028. i 40 260 radova 2035., s desetogodišnjim intervalom od 13 390 do 55 050. Udio poljoprivredne literature koja koristi UAV-e zasićuje se kasnije nego u susjednim područjima: logistički model s težinom 0,91 daje plato od 13,8 radova na 1 000, od čega su 2025. dosegnuta 62 posto. Usporedba „jedan-na-jedan“ s našom usporednom studijom UAV-a u praćenju stanja okoliša, izrađenom identičnim postupkom, smješta poljoprivredu oko četiri godine ranije na istoj krivulji prihvaćanja. Najbrže rastu predviđanje prinosa, navodnjavanje i detekcija bolesti, a prskanje čini UAV aktuatorom s posebnim regulatornim ograničenjima. Raspravljaju se implikacije za konstrukciju i autonomiju UAV-a.</w:t>
       </w:r>
     </w:p>
     <w:p>
@@ -145,7 +145,7 @@
       </w:pPr>
       <w:r>
         <w:rPr/>
-        <w:t xml:space="preserve">Ovaj rad odgovara na oba pitanja reproducibilnom bibliometrijskom vremenskom serijom i transparentnim postupkom predviđanja, primjenjujući metodologiju razvijenu za UAV-e u ekologiji i praćenju stanja okoliša na poljoprivrednu domenu. Naši su doprinosi: (i) javno dohvatljiv godišnji skup podataka (2005.–2025.) o istraživanjima UAV-a u poljoprivredi, s dokumentiranim filtrom šuma, četiri nazivnika i sedam primjenskih poddomena, izgrađen iz indeksa OpenAlex [4]; (ii) opis trenutnog stanja područja, uključujući testove trenda, strukturni lom i raspodjelu produkcije po poddomenama, zemljama i časopisima; (iii) MATLAB algoritam bez ovisnosti o alatnim paketima koji prilagođava i uspoređuje četiri klasična modela rasta, provjerava ih izvan uzorka i daje bootstrap predviđanja za horizonte od 3, 5, 7 i 10 godina; te (iv) raspravu o tome što predviđanja znače za inženjere UAV-a, uključujući aktuatorsku ulogu po kojoj se poljoprivreda razlikuje od isključivo promatračkih domena.</w:t>
+        <w:t xml:space="preserve">Ovaj rad odgovara na oba pitanja reproducibilnom bibliometrijskom vremenskom serijom i transparentnim postupkom predviđanja, primjenjujući metodologiju razvijenu za UAV-e u ekologiji i praćenju stanja okoliša [20] na poljoprivrednu domenu. Naši su doprinosi: (i) javno dohvatljiv godišnji skup podataka (2005.–2025.) o istraživanjima UAV-a u poljoprivredi, s dokumentiranim filtrom šuma, četiri nazivnika i sedam primjenskih poddomena, izgrađen iz indeksa OpenAlex [4]; (ii) opis trenutnog stanja područja, uključujući testove trenda, strukturni lom i raspodjelu produkcije po poddomenama, zemljama i časopisima; (iii) MATLAB algoritam bez ovisnosti o alatnim paketima koji prilagođava i uspoređuje četiri klasična modela rasta, provjerava ih izvan uzorka i daje bootstrap predviđanja za horizonte od 3, 5, 7 i 10 godina; (iv) prvu usporedbu „jedan-na-jedan“ dviju primjenskih domena — poljoprivrede i praćenja stanja okoliša — izmjerenih identičnim protokolom upita, indeksom i postupkom istog dana; te (v) raspravu o tome što predviđanja znače za inženjere UAV-a, uključujući aktuatorsku ulogu po kojoj se poljoprivreda razlikuje od isključivo promatračkih domena.</w:t>
       </w:r>
     </w:p>
     <w:p>
@@ -3686,6 +3686,809 @@
     </w:p>
     <w:p>
       <w:pPr>
+        <w:pStyle w:val="Heading2"/>
+        <w:rPr/>
+      </w:pPr>
+      <w:r>
+        <w:rPr/>
+        <w:t xml:space="preserve">Dvije domene, jedan instrument: poljoprivreda naspram praćenja stanja okoliša</w:t>
+      </w:r>
+    </w:p>
+    <w:p>
+      <w:pPr>
+        <w:pStyle w:val="BodyText"/>
+        <w:rPr/>
+      </w:pPr>
+      <w:r>
+        <w:rPr/>
+        <w:t xml:space="preserve">Budući da je usporedna studija UAV-a u ekologiji i praćenju stanja okoliša [20] koristila identičan indeks, protokol upita, postupak dohvata i postupak procjene, dvije se domene mogu usporediti „jedan-na-jedan“: svaka razlika u tablici III signal je domene, a ne metode. Ističu se tri razlike. Prvo, dvije krivulje prihvaćanja imaju gotovo istu procijenjenu gornju granicu — 13,8 i 13,3 rada na 1 000 matične literature — ali poljoprivreda je 2025. dosegnula 62 posto te granice naspram 85 posto u praćenju stanja okoliša, s infleksijom datiranom četiri godine kasnije (2023.–2024. naspram 2019.–2020.); poljoprivreda je ista S-krivulja pomaknuta udesno. Drugo, težine modela pričaju istu priču s druge strane: za apsolutnu produkciju u poljoprivredi vodi eksponencijalni model (0,39), dok u praćenju stanja okoliša vode zasićujući Gompertzov i logistički model (zajedno 0,70), točno ono što se očekuje od ranijeg položaja na krivulji. Treće, preciznost upita kreće se kroz vrijeme u suprotnim smjerovima: u poljoprivredi ranom literaturom dominiraju generički UAV inženjerski radovi koji poljoprivredu spominju samo kao moguću primjenu (preciznost 37 posto prije 2016. naspram 61 posto ukupno), dok je u praćenju stanja okoliša rana preciznost bila, ako išta, viša (68 naspram 60 posto). Dvjema je domenama zajednički strukturni lom — 2009. u poljoprivredi, 2010. u praćenju stanja okoliša — koji označava zajednički tehnološki šok jeftinih višerotorskih platformi.</w:t>
+      </w:r>
+    </w:p>
+    <w:p>
+      <w:pPr>
+        <w:pStyle w:val="tablehead"/>
+        <w:numPr>
+          <w:ilvl w:val="0"/>
+          <w:numId w:val="6"/>
+        </w:numPr>
+        <w:ind w:hanging="0" w:start="0"/>
+        <w:rPr/>
+      </w:pPr>
+      <w:r>
+        <w:rPr/>
+        <w:t xml:space="preserve">Isti postupak primijenjen na dvije domene (ovaj rad i [20])</w:t>
+      </w:r>
+    </w:p>
+    <w:tbl>
+      <w:tblPr>
+        <w:tblW w:w="4736" w:type="dxa"/>
+        <w:jc w:val="center"/>
+        <w:tblLayout w:type="fixed"/>
+        <w:tblCellMar>
+          <w:top w:w="0" w:type="dxa"/>
+          <w:start w:w="57" w:type="dxa"/>
+          <w:bottom w:w="0" w:type="dxa"/>
+          <w:end w:w="57" w:type="dxa"/>
+        </w:tblCellMar>
+      </w:tblPr>
+      <w:tblGrid>
+        <w:gridCol w:w="1836"/>
+        <w:gridCol w:w="1500"/>
+        <w:gridCol w:w="1400"/>
+      </w:tblGrid>
+      <w:tr>
+        <w:trPr>
+          <w:tblHeader w:val="true"/>
+          <w:cantSplit w:val="true"/>
+        </w:trPr>
+        <w:tc>
+          <w:tcPr>
+            <w:tcW w:w="1836" w:type="dxa"/>
+            <w:tcBorders>
+              <w:top w:val="single" w:sz="2" w:space="0" w:color="000000"/>
+              <w:start w:val="single" w:sz="2" w:space="0" w:color="000000"/>
+              <w:bottom w:val="single" w:sz="2" w:space="0" w:color="000000"/>
+              <w:end w:val="single" w:sz="2" w:space="0" w:color="000000"/>
+            </w:tcBorders>
+            <w:vAlign w:val="center"/>
+          </w:tcPr>
+          <w:p>
+            <w:pPr>
+              <w:pStyle w:val="tablecolhead"/>
+              <w:jc w:val="center"/>
+              <w:rPr/>
+            </w:pPr>
+            <w:r>
+              <w:rPr/>
+              <w:t xml:space="preserve">Pokazatelj</w:t>
+            </w:r>
+          </w:p>
+        </w:tc>
+        <w:tc>
+          <w:tcPr>
+            <w:tcW w:w="1500" w:type="dxa"/>
+            <w:tcBorders>
+              <w:top w:val="single" w:sz="2" w:space="0" w:color="000000"/>
+              <w:start w:val="single" w:sz="2" w:space="0" w:color="000000"/>
+              <w:bottom w:val="single" w:sz="2" w:space="0" w:color="000000"/>
+              <w:end w:val="single" w:sz="2" w:space="0" w:color="000000"/>
+            </w:tcBorders>
+            <w:vAlign w:val="center"/>
+          </w:tcPr>
+          <w:p>
+            <w:pPr>
+              <w:pStyle w:val="tablecolhead"/>
+              <w:jc w:val="center"/>
+              <w:rPr/>
+            </w:pPr>
+            <w:r>
+              <w:rPr/>
+              <w:t xml:space="preserve">Poljoprivreda</w:t>
+            </w:r>
+          </w:p>
+        </w:tc>
+        <w:tc>
+          <w:tcPr>
+            <w:tcW w:w="1400" w:type="dxa"/>
+            <w:tcBorders>
+              <w:top w:val="single" w:sz="2" w:space="0" w:color="000000"/>
+              <w:start w:val="single" w:sz="2" w:space="0" w:color="000000"/>
+              <w:bottom w:val="single" w:sz="2" w:space="0" w:color="000000"/>
+              <w:end w:val="single" w:sz="2" w:space="0" w:color="000000"/>
+            </w:tcBorders>
+            <w:vAlign w:val="center"/>
+          </w:tcPr>
+          <w:p>
+            <w:pPr>
+              <w:pStyle w:val="tablecolhead"/>
+              <w:jc w:val="center"/>
+              <w:rPr/>
+            </w:pPr>
+            <w:r>
+              <w:rPr/>
+              <w:t xml:space="preserve">Okoliš</w:t>
+            </w:r>
+          </w:p>
+        </w:tc>
+      </w:tr>
+      <w:tr>
+        <w:trPr>
+          <w:cantSplit w:val="true"/>
+        </w:trPr>
+        <w:tc>
+          <w:tcPr>
+            <w:tcW w:w="1836" w:type="dxa"/>
+            <w:tcBorders>
+              <w:top w:val="single" w:sz="2" w:space="0" w:color="000000"/>
+              <w:start w:val="single" w:sz="2" w:space="0" w:color="000000"/>
+              <w:bottom w:val="single" w:sz="2" w:space="0" w:color="000000"/>
+              <w:end w:val="single" w:sz="2" w:space="0" w:color="000000"/>
+            </w:tcBorders>
+            <w:vAlign w:val="center"/>
+          </w:tcPr>
+          <w:p>
+            <w:pPr>
+              <w:pStyle w:val="tablecopy"/>
+              <w:jc w:val="left"/>
+              <w:rPr/>
+            </w:pPr>
+            <w:r>
+              <w:rPr/>
+              <w:t xml:space="preserve">Radova 2025.</w:t>
+            </w:r>
+          </w:p>
+        </w:tc>
+        <w:tc>
+          <w:tcPr>
+            <w:tcW w:w="1500" w:type="dxa"/>
+            <w:tcBorders>
+              <w:top w:val="single" w:sz="2" w:space="0" w:color="000000"/>
+              <w:start w:val="single" w:sz="2" w:space="0" w:color="000000"/>
+              <w:bottom w:val="single" w:sz="2" w:space="0" w:color="000000"/>
+              <w:end w:val="single" w:sz="2" w:space="0" w:color="000000"/>
+            </w:tcBorders>
+            <w:vAlign w:val="center"/>
+          </w:tcPr>
+          <w:p>
+            <w:pPr>
+              <w:pStyle w:val="tablecopy"/>
+              <w:jc w:val="center"/>
+              <w:rPr/>
+            </w:pPr>
+            <w:r>
+              <w:rPr/>
+              <w:t xml:space="preserve">4 381</w:t>
+            </w:r>
+          </w:p>
+        </w:tc>
+        <w:tc>
+          <w:tcPr>
+            <w:tcW w:w="1400" w:type="dxa"/>
+            <w:tcBorders>
+              <w:top w:val="single" w:sz="2" w:space="0" w:color="000000"/>
+              <w:start w:val="single" w:sz="2" w:space="0" w:color="000000"/>
+              <w:bottom w:val="single" w:sz="2" w:space="0" w:color="000000"/>
+              <w:end w:val="single" w:sz="2" w:space="0" w:color="000000"/>
+            </w:tcBorders>
+            <w:vAlign w:val="center"/>
+          </w:tcPr>
+          <w:p>
+            <w:pPr>
+              <w:pStyle w:val="tablecopy"/>
+              <w:jc w:val="center"/>
+              <w:rPr/>
+            </w:pPr>
+            <w:r>
+              <w:rPr/>
+              <w:t xml:space="preserve">4 747</w:t>
+            </w:r>
+          </w:p>
+        </w:tc>
+      </w:tr>
+      <w:tr>
+        <w:trPr>
+          <w:cantSplit w:val="true"/>
+        </w:trPr>
+        <w:tc>
+          <w:tcPr>
+            <w:tcW w:w="1836" w:type="dxa"/>
+            <w:tcBorders>
+              <w:top w:val="single" w:sz="2" w:space="0" w:color="000000"/>
+              <w:start w:val="single" w:sz="2" w:space="0" w:color="000000"/>
+              <w:bottom w:val="single" w:sz="2" w:space="0" w:color="000000"/>
+              <w:end w:val="single" w:sz="2" w:space="0" w:color="000000"/>
+            </w:tcBorders>
+            <w:vAlign w:val="center"/>
+          </w:tcPr>
+          <w:p>
+            <w:pPr>
+              <w:pStyle w:val="tablecopy"/>
+              <w:jc w:val="left"/>
+              <w:rPr/>
+            </w:pPr>
+            <w:r>
+              <w:rPr/>
+              <w:t xml:space="preserve">CAGR 2005.–2025.</w:t>
+            </w:r>
+          </w:p>
+        </w:tc>
+        <w:tc>
+          <w:tcPr>
+            <w:tcW w:w="1500" w:type="dxa"/>
+            <w:tcBorders>
+              <w:top w:val="single" w:sz="2" w:space="0" w:color="000000"/>
+              <w:start w:val="single" w:sz="2" w:space="0" w:color="000000"/>
+              <w:bottom w:val="single" w:sz="2" w:space="0" w:color="000000"/>
+              <w:end w:val="single" w:sz="2" w:space="0" w:color="000000"/>
+            </w:tcBorders>
+            <w:vAlign w:val="center"/>
+          </w:tcPr>
+          <w:p>
+            <w:pPr>
+              <w:pStyle w:val="tablecopy"/>
+              <w:jc w:val="center"/>
+              <w:rPr/>
+            </w:pPr>
+            <w:r>
+              <w:rPr/>
+              <w:t xml:space="preserve">28,5 %</w:t>
+            </w:r>
+          </w:p>
+        </w:tc>
+        <w:tc>
+          <w:tcPr>
+            <w:tcW w:w="1400" w:type="dxa"/>
+            <w:tcBorders>
+              <w:top w:val="single" w:sz="2" w:space="0" w:color="000000"/>
+              <w:start w:val="single" w:sz="2" w:space="0" w:color="000000"/>
+              <w:bottom w:val="single" w:sz="2" w:space="0" w:color="000000"/>
+              <w:end w:val="single" w:sz="2" w:space="0" w:color="000000"/>
+            </w:tcBorders>
+            <w:vAlign w:val="center"/>
+          </w:tcPr>
+          <w:p>
+            <w:pPr>
+              <w:pStyle w:val="tablecopy"/>
+              <w:jc w:val="center"/>
+              <w:rPr/>
+            </w:pPr>
+            <w:r>
+              <w:rPr/>
+              <w:t xml:space="preserve">29,3 %</w:t>
+            </w:r>
+          </w:p>
+        </w:tc>
+      </w:tr>
+      <w:tr>
+        <w:trPr>
+          <w:cantSplit w:val="true"/>
+        </w:trPr>
+        <w:tc>
+          <w:tcPr>
+            <w:tcW w:w="1836" w:type="dxa"/>
+            <w:tcBorders>
+              <w:top w:val="single" w:sz="2" w:space="0" w:color="000000"/>
+              <w:start w:val="single" w:sz="2" w:space="0" w:color="000000"/>
+              <w:bottom w:val="single" w:sz="2" w:space="0" w:color="000000"/>
+              <w:end w:val="single" w:sz="2" w:space="0" w:color="000000"/>
+            </w:tcBorders>
+            <w:vAlign w:val="center"/>
+          </w:tcPr>
+          <w:p>
+            <w:pPr>
+              <w:pStyle w:val="tablecopy"/>
+              <w:jc w:val="left"/>
+              <w:rPr/>
+            </w:pPr>
+            <w:r>
+              <w:rPr/>
+              <w:t xml:space="preserve">Strukturni lom</w:t>
+            </w:r>
+          </w:p>
+        </w:tc>
+        <w:tc>
+          <w:tcPr>
+            <w:tcW w:w="1500" w:type="dxa"/>
+            <w:tcBorders>
+              <w:top w:val="single" w:sz="2" w:space="0" w:color="000000"/>
+              <w:start w:val="single" w:sz="2" w:space="0" w:color="000000"/>
+              <w:bottom w:val="single" w:sz="2" w:space="0" w:color="000000"/>
+              <w:end w:val="single" w:sz="2" w:space="0" w:color="000000"/>
+            </w:tcBorders>
+            <w:vAlign w:val="center"/>
+          </w:tcPr>
+          <w:p>
+            <w:pPr>
+              <w:pStyle w:val="tablecopy"/>
+              <w:jc w:val="center"/>
+              <w:rPr/>
+            </w:pPr>
+            <w:r>
+              <w:rPr/>
+              <w:t xml:space="preserve">2009. (16→32 %/god.)</w:t>
+            </w:r>
+          </w:p>
+        </w:tc>
+        <w:tc>
+          <w:tcPr>
+            <w:tcW w:w="1400" w:type="dxa"/>
+            <w:tcBorders>
+              <w:top w:val="single" w:sz="2" w:space="0" w:color="000000"/>
+              <w:start w:val="single" w:sz="2" w:space="0" w:color="000000"/>
+              <w:bottom w:val="single" w:sz="2" w:space="0" w:color="000000"/>
+              <w:end w:val="single" w:sz="2" w:space="0" w:color="000000"/>
+            </w:tcBorders>
+            <w:vAlign w:val="center"/>
+          </w:tcPr>
+          <w:p>
+            <w:pPr>
+              <w:pStyle w:val="tablecopy"/>
+              <w:jc w:val="center"/>
+              <w:rPr/>
+            </w:pPr>
+            <w:r>
+              <w:rPr/>
+              <w:t xml:space="preserve">2010. (17→34 %/god.)</w:t>
+            </w:r>
+          </w:p>
+        </w:tc>
+      </w:tr>
+      <w:tr>
+        <w:trPr>
+          <w:cantSplit w:val="true"/>
+        </w:trPr>
+        <w:tc>
+          <w:tcPr>
+            <w:tcW w:w="1836" w:type="dxa"/>
+            <w:tcBorders>
+              <w:top w:val="single" w:sz="2" w:space="0" w:color="000000"/>
+              <w:start w:val="single" w:sz="2" w:space="0" w:color="000000"/>
+              <w:bottom w:val="single" w:sz="2" w:space="0" w:color="000000"/>
+              <w:end w:val="single" w:sz="2" w:space="0" w:color="000000"/>
+            </w:tcBorders>
+            <w:vAlign w:val="center"/>
+          </w:tcPr>
+          <w:p>
+            <w:pPr>
+              <w:pStyle w:val="tablecopy"/>
+              <w:jc w:val="left"/>
+              <w:rPr/>
+            </w:pPr>
+            <w:r>
+              <w:rPr/>
+              <w:t xml:space="preserve">Udio 2025. (na 1 000)</w:t>
+            </w:r>
+          </w:p>
+        </w:tc>
+        <w:tc>
+          <w:tcPr>
+            <w:tcW w:w="1500" w:type="dxa"/>
+            <w:tcBorders>
+              <w:top w:val="single" w:sz="2" w:space="0" w:color="000000"/>
+              <w:start w:val="single" w:sz="2" w:space="0" w:color="000000"/>
+              <w:bottom w:val="single" w:sz="2" w:space="0" w:color="000000"/>
+              <w:end w:val="single" w:sz="2" w:space="0" w:color="000000"/>
+            </w:tcBorders>
+            <w:vAlign w:val="center"/>
+          </w:tcPr>
+          <w:p>
+            <w:pPr>
+              <w:pStyle w:val="tablecopy"/>
+              <w:jc w:val="center"/>
+              <w:rPr/>
+            </w:pPr>
+            <w:r>
+              <w:rPr/>
+              <w:t xml:space="preserve">8,5</w:t>
+            </w:r>
+          </w:p>
+        </w:tc>
+        <w:tc>
+          <w:tcPr>
+            <w:tcW w:w="1400" w:type="dxa"/>
+            <w:tcBorders>
+              <w:top w:val="single" w:sz="2" w:space="0" w:color="000000"/>
+              <w:start w:val="single" w:sz="2" w:space="0" w:color="000000"/>
+              <w:bottom w:val="single" w:sz="2" w:space="0" w:color="000000"/>
+              <w:end w:val="single" w:sz="2" w:space="0" w:color="000000"/>
+            </w:tcBorders>
+            <w:vAlign w:val="center"/>
+          </w:tcPr>
+          <w:p>
+            <w:pPr>
+              <w:pStyle w:val="tablecopy"/>
+              <w:jc w:val="center"/>
+              <w:rPr/>
+            </w:pPr>
+            <w:r>
+              <w:rPr/>
+              <w:t xml:space="preserve">11,3</w:t>
+            </w:r>
+          </w:p>
+        </w:tc>
+      </w:tr>
+      <w:tr>
+        <w:trPr>
+          <w:cantSplit w:val="true"/>
+        </w:trPr>
+        <w:tc>
+          <w:tcPr>
+            <w:tcW w:w="1836" w:type="dxa"/>
+            <w:tcBorders>
+              <w:top w:val="single" w:sz="2" w:space="0" w:color="000000"/>
+              <w:start w:val="single" w:sz="2" w:space="0" w:color="000000"/>
+              <w:bottom w:val="single" w:sz="2" w:space="0" w:color="000000"/>
+              <w:end w:val="single" w:sz="2" w:space="0" w:color="000000"/>
+            </w:tcBorders>
+            <w:vAlign w:val="center"/>
+          </w:tcPr>
+          <w:p>
+            <w:pPr>
+              <w:pStyle w:val="tablecopy"/>
+              <w:jc w:val="left"/>
+              <w:rPr/>
+            </w:pPr>
+            <w:r>
+              <w:rPr/>
+              <w:t xml:space="preserve">Logistički plato (na 1 000)</w:t>
+            </w:r>
+          </w:p>
+        </w:tc>
+        <w:tc>
+          <w:tcPr>
+            <w:tcW w:w="1500" w:type="dxa"/>
+            <w:tcBorders>
+              <w:top w:val="single" w:sz="2" w:space="0" w:color="000000"/>
+              <w:start w:val="single" w:sz="2" w:space="0" w:color="000000"/>
+              <w:bottom w:val="single" w:sz="2" w:space="0" w:color="000000"/>
+              <w:end w:val="single" w:sz="2" w:space="0" w:color="000000"/>
+            </w:tcBorders>
+            <w:vAlign w:val="center"/>
+          </w:tcPr>
+          <w:p>
+            <w:pPr>
+              <w:pStyle w:val="tablecopy"/>
+              <w:jc w:val="center"/>
+              <w:rPr/>
+            </w:pPr>
+            <w:r>
+              <w:rPr/>
+              <w:t xml:space="preserve">13,8</w:t>
+            </w:r>
+          </w:p>
+        </w:tc>
+        <w:tc>
+          <w:tcPr>
+            <w:tcW w:w="1400" w:type="dxa"/>
+            <w:tcBorders>
+              <w:top w:val="single" w:sz="2" w:space="0" w:color="000000"/>
+              <w:start w:val="single" w:sz="2" w:space="0" w:color="000000"/>
+              <w:bottom w:val="single" w:sz="2" w:space="0" w:color="000000"/>
+              <w:end w:val="single" w:sz="2" w:space="0" w:color="000000"/>
+            </w:tcBorders>
+            <w:vAlign w:val="center"/>
+          </w:tcPr>
+          <w:p>
+            <w:pPr>
+              <w:pStyle w:val="tablecopy"/>
+              <w:jc w:val="center"/>
+              <w:rPr/>
+            </w:pPr>
+            <w:r>
+              <w:rPr/>
+              <w:t xml:space="preserve">13,3</w:t>
+            </w:r>
+          </w:p>
+        </w:tc>
+      </w:tr>
+      <w:tr>
+        <w:trPr>
+          <w:cantSplit w:val="true"/>
+        </w:trPr>
+        <w:tc>
+          <w:tcPr>
+            <w:tcW w:w="1836" w:type="dxa"/>
+            <w:tcBorders>
+              <w:top w:val="single" w:sz="2" w:space="0" w:color="000000"/>
+              <w:start w:val="single" w:sz="2" w:space="0" w:color="000000"/>
+              <w:bottom w:val="single" w:sz="2" w:space="0" w:color="000000"/>
+              <w:end w:val="single" w:sz="2" w:space="0" w:color="000000"/>
+            </w:tcBorders>
+            <w:vAlign w:val="center"/>
+          </w:tcPr>
+          <w:p>
+            <w:pPr>
+              <w:pStyle w:val="tablecopy"/>
+              <w:jc w:val="left"/>
+              <w:rPr/>
+            </w:pPr>
+            <w:r>
+              <w:rPr/>
+              <w:t xml:space="preserve">Dosegnuto platoa 2025.</w:t>
+            </w:r>
+          </w:p>
+        </w:tc>
+        <w:tc>
+          <w:tcPr>
+            <w:tcW w:w="1500" w:type="dxa"/>
+            <w:tcBorders>
+              <w:top w:val="single" w:sz="2" w:space="0" w:color="000000"/>
+              <w:start w:val="single" w:sz="2" w:space="0" w:color="000000"/>
+              <w:bottom w:val="single" w:sz="2" w:space="0" w:color="000000"/>
+              <w:end w:val="single" w:sz="2" w:space="0" w:color="000000"/>
+            </w:tcBorders>
+            <w:vAlign w:val="center"/>
+          </w:tcPr>
+          <w:p>
+            <w:pPr>
+              <w:pStyle w:val="tablecopy"/>
+              <w:jc w:val="center"/>
+              <w:rPr/>
+            </w:pPr>
+            <w:r>
+              <w:rPr/>
+              <w:t xml:space="preserve">62 %</w:t>
+            </w:r>
+          </w:p>
+        </w:tc>
+        <w:tc>
+          <w:tcPr>
+            <w:tcW w:w="1400" w:type="dxa"/>
+            <w:tcBorders>
+              <w:top w:val="single" w:sz="2" w:space="0" w:color="000000"/>
+              <w:start w:val="single" w:sz="2" w:space="0" w:color="000000"/>
+              <w:bottom w:val="single" w:sz="2" w:space="0" w:color="000000"/>
+              <w:end w:val="single" w:sz="2" w:space="0" w:color="000000"/>
+            </w:tcBorders>
+            <w:vAlign w:val="center"/>
+          </w:tcPr>
+          <w:p>
+            <w:pPr>
+              <w:pStyle w:val="tablecopy"/>
+              <w:jc w:val="center"/>
+              <w:rPr/>
+            </w:pPr>
+            <w:r>
+              <w:rPr/>
+              <w:t xml:space="preserve">85 %</w:t>
+            </w:r>
+          </w:p>
+        </w:tc>
+      </w:tr>
+      <w:tr>
+        <w:trPr>
+          <w:cantSplit w:val="true"/>
+        </w:trPr>
+        <w:tc>
+          <w:tcPr>
+            <w:tcW w:w="1836" w:type="dxa"/>
+            <w:tcBorders>
+              <w:top w:val="single" w:sz="2" w:space="0" w:color="000000"/>
+              <w:start w:val="single" w:sz="2" w:space="0" w:color="000000"/>
+              <w:bottom w:val="single" w:sz="2" w:space="0" w:color="000000"/>
+              <w:end w:val="single" w:sz="2" w:space="0" w:color="000000"/>
+            </w:tcBorders>
+            <w:vAlign w:val="center"/>
+          </w:tcPr>
+          <w:p>
+            <w:pPr>
+              <w:pStyle w:val="tablecopy"/>
+              <w:jc w:val="left"/>
+              <w:rPr/>
+            </w:pPr>
+            <w:r>
+              <w:rPr/>
+              <w:t xml:space="preserve">Infleksija udjela</w:t>
+            </w:r>
+          </w:p>
+        </w:tc>
+        <w:tc>
+          <w:tcPr>
+            <w:tcW w:w="1500" w:type="dxa"/>
+            <w:tcBorders>
+              <w:top w:val="single" w:sz="2" w:space="0" w:color="000000"/>
+              <w:start w:val="single" w:sz="2" w:space="0" w:color="000000"/>
+              <w:bottom w:val="single" w:sz="2" w:space="0" w:color="000000"/>
+              <w:end w:val="single" w:sz="2" w:space="0" w:color="000000"/>
+            </w:tcBorders>
+            <w:vAlign w:val="center"/>
+          </w:tcPr>
+          <w:p>
+            <w:pPr>
+              <w:pStyle w:val="tablecopy"/>
+              <w:jc w:val="center"/>
+              <w:rPr/>
+            </w:pPr>
+            <w:r>
+              <w:rPr/>
+              <w:t xml:space="preserve">2023.–2024.</w:t>
+            </w:r>
+          </w:p>
+        </w:tc>
+        <w:tc>
+          <w:tcPr>
+            <w:tcW w:w="1400" w:type="dxa"/>
+            <w:tcBorders>
+              <w:top w:val="single" w:sz="2" w:space="0" w:color="000000"/>
+              <w:start w:val="single" w:sz="2" w:space="0" w:color="000000"/>
+              <w:bottom w:val="single" w:sz="2" w:space="0" w:color="000000"/>
+              <w:end w:val="single" w:sz="2" w:space="0" w:color="000000"/>
+            </w:tcBorders>
+            <w:vAlign w:val="center"/>
+          </w:tcPr>
+          <w:p>
+            <w:pPr>
+              <w:pStyle w:val="tablecopy"/>
+              <w:jc w:val="center"/>
+              <w:rPr/>
+            </w:pPr>
+            <w:r>
+              <w:rPr/>
+              <w:t xml:space="preserve">2019.–2020.</w:t>
+            </w:r>
+          </w:p>
+        </w:tc>
+      </w:tr>
+      <w:tr>
+        <w:trPr>
+          <w:cantSplit w:val="true"/>
+        </w:trPr>
+        <w:tc>
+          <w:tcPr>
+            <w:tcW w:w="1836" w:type="dxa"/>
+            <w:tcBorders>
+              <w:top w:val="single" w:sz="2" w:space="0" w:color="000000"/>
+              <w:start w:val="single" w:sz="2" w:space="0" w:color="000000"/>
+              <w:bottom w:val="single" w:sz="2" w:space="0" w:color="000000"/>
+              <w:end w:val="single" w:sz="2" w:space="0" w:color="000000"/>
+            </w:tcBorders>
+            <w:vAlign w:val="center"/>
+          </w:tcPr>
+          <w:p>
+            <w:pPr>
+              <w:pStyle w:val="tablecopy"/>
+              <w:jc w:val="left"/>
+              <w:rPr/>
+            </w:pPr>
+            <w:r>
+              <w:rPr/>
+              <w:t xml:space="preserve">Najteži model brojeva</w:t>
+            </w:r>
+          </w:p>
+        </w:tc>
+        <w:tc>
+          <w:tcPr>
+            <w:tcW w:w="1500" w:type="dxa"/>
+            <w:tcBorders>
+              <w:top w:val="single" w:sz="2" w:space="0" w:color="000000"/>
+              <w:start w:val="single" w:sz="2" w:space="0" w:color="000000"/>
+              <w:bottom w:val="single" w:sz="2" w:space="0" w:color="000000"/>
+              <w:end w:val="single" w:sz="2" w:space="0" w:color="000000"/>
+            </w:tcBorders>
+            <w:vAlign w:val="center"/>
+          </w:tcPr>
+          <w:p>
+            <w:pPr>
+              <w:pStyle w:val="tablecopy"/>
+              <w:jc w:val="center"/>
+              <w:rPr/>
+            </w:pPr>
+            <w:r>
+              <w:rPr/>
+              <w:t xml:space="preserve">eksponencijalni (0,39)</w:t>
+            </w:r>
+          </w:p>
+        </w:tc>
+        <w:tc>
+          <w:tcPr>
+            <w:tcW w:w="1400" w:type="dxa"/>
+            <w:tcBorders>
+              <w:top w:val="single" w:sz="2" w:space="0" w:color="000000"/>
+              <w:start w:val="single" w:sz="2" w:space="0" w:color="000000"/>
+              <w:bottom w:val="single" w:sz="2" w:space="0" w:color="000000"/>
+              <w:end w:val="single" w:sz="2" w:space="0" w:color="000000"/>
+            </w:tcBorders>
+            <w:vAlign w:val="center"/>
+          </w:tcPr>
+          <w:p>
+            <w:pPr>
+              <w:pStyle w:val="tablecopy"/>
+              <w:jc w:val="center"/>
+              <w:rPr/>
+            </w:pPr>
+            <w:r>
+              <w:rPr/>
+              <w:t xml:space="preserve">Gompertzov (0,41)</w:t>
+            </w:r>
+          </w:p>
+        </w:tc>
+      </w:tr>
+      <w:tr>
+        <w:trPr>
+          <w:cantSplit w:val="true"/>
+        </w:trPr>
+        <w:tc>
+          <w:tcPr>
+            <w:tcW w:w="1836" w:type="dxa"/>
+            <w:tcBorders>
+              <w:top w:val="single" w:sz="2" w:space="0" w:color="000000"/>
+              <w:start w:val="single" w:sz="2" w:space="0" w:color="000000"/>
+              <w:bottom w:val="single" w:sz="2" w:space="0" w:color="000000"/>
+              <w:end w:val="single" w:sz="2" w:space="0" w:color="000000"/>
+            </w:tcBorders>
+            <w:vAlign w:val="center"/>
+          </w:tcPr>
+          <w:p>
+            <w:pPr>
+              <w:pStyle w:val="tablecopy"/>
+              <w:jc w:val="left"/>
+              <w:rPr/>
+            </w:pPr>
+            <w:r>
+              <w:rPr/>
+              <w:t xml:space="preserve">Preciznost, ukupno / rano</w:t>
+            </w:r>
+          </w:p>
+        </w:tc>
+        <w:tc>
+          <w:tcPr>
+            <w:tcW w:w="1500" w:type="dxa"/>
+            <w:tcBorders>
+              <w:top w:val="single" w:sz="2" w:space="0" w:color="000000"/>
+              <w:start w:val="single" w:sz="2" w:space="0" w:color="000000"/>
+              <w:bottom w:val="single" w:sz="2" w:space="0" w:color="000000"/>
+              <w:end w:val="single" w:sz="2" w:space="0" w:color="000000"/>
+            </w:tcBorders>
+            <w:vAlign w:val="center"/>
+          </w:tcPr>
+          <w:p>
+            <w:pPr>
+              <w:pStyle w:val="tablecopy"/>
+              <w:jc w:val="center"/>
+              <w:rPr/>
+            </w:pPr>
+            <w:r>
+              <w:rPr/>
+              <w:t xml:space="preserve">61 % / 37 %</w:t>
+            </w:r>
+          </w:p>
+        </w:tc>
+        <w:tc>
+          <w:tcPr>
+            <w:tcW w:w="1400" w:type="dxa"/>
+            <w:tcBorders>
+              <w:top w:val="single" w:sz="2" w:space="0" w:color="000000"/>
+              <w:start w:val="single" w:sz="2" w:space="0" w:color="000000"/>
+              <w:bottom w:val="single" w:sz="2" w:space="0" w:color="000000"/>
+              <w:end w:val="single" w:sz="2" w:space="0" w:color="000000"/>
+            </w:tcBorders>
+            <w:vAlign w:val="center"/>
+          </w:tcPr>
+          <w:p>
+            <w:pPr>
+              <w:pStyle w:val="tablecopy"/>
+              <w:jc w:val="center"/>
+              <w:rPr/>
+            </w:pPr>
+            <w:r>
+              <w:rPr/>
+              <w:t xml:space="preserve">60 % / 68 %</w:t>
+            </w:r>
+          </w:p>
+        </w:tc>
+      </w:tr>
+    </w:tbl>
+    <w:p>
+      <w:pPr>
+        <w:pStyle w:val="Normal"/>
+        <w:spacing w:before="0" w:after="120"/>
+        <w:rPr>
+          <w:sz w:val="8"/>
+        </w:rPr>
+      </w:pPr>
+    </w:p>
+    <w:p>
+      <w:pPr>
         <w:pStyle w:val="Heading1"/>
         <w:rPr/>
       </w:pPr>
@@ -3701,7 +4504,7 @@
       </w:pPr>
       <w:r>
         <w:rPr/>
-        <w:t xml:space="preserve">Što predviđanja znače</w:t>
+        <w:t xml:space="preserve">Čitanje predviđanja: ranija točka na krivulji</w:t>
       </w:r>
     </w:p>
     <w:p>
@@ -3721,7 +4524,7 @@
       </w:pPr>
       <w:r>
         <w:rPr/>
-        <w:t xml:space="preserve">Implikacije za robotičku zajednicu</w:t>
+        <w:t xml:space="preserve">Od senzorike do aktuacije: implikacije za robotiku</w:t>
       </w:r>
     </w:p>
     <w:p>
@@ -3741,6 +4544,26 @@
       </w:pPr>
       <w:r>
         <w:rPr/>
+        <w:t xml:space="preserve">Hrvatska perspektiva</w:t>
+      </w:r>
+    </w:p>
+    <w:p>
+      <w:pPr>
+        <w:pStyle w:val="BodyText"/>
+        <w:rPr/>
+      </w:pPr>
+      <w:r>
+        <w:rPr/>
+        <w:t xml:space="preserve">Hrvatska ilustrira gdje se na toj krivulji nalazi mala zemlja EU-a. Sva 34 hrvatska rada datiraju od 2013. nadalje, njih 26 od 2020. nadalje, a 10 samo iz 2025. — produkcija koja zrcali globalnu krivulju s pomakom od nekoliko godina i sada se ubrzava. Hrvatske skupine i dalje objavljuju gotovo dvostruko više o okolišnim nego o poljoprivrednim primjenama UAV-a (62 naspram 34 rada u istom razdoblju, 18 naspram 10 u 2025.) [20], obrnuto od globalnog omjera. Uz put prskanja zatvoren Direktivom 2009/128/EZ [18] i strukturu poljoprivrede u kojoj prevladavaju mala obiteljska gospodarstva, realna nacionalna niša je senzorska strana tablice III: usluge praćenja bolesti, navodnjavanja i prinosa za trajne nasade poput vinograda i maslinika, gdje je vrijednost podataka po hektaru najviša, a uslužni modeli UAV-a ekonomski se zatvaraju i na malim parcelama [9]. Za regionalnu robotičku zajednicu to je konkretan, regulatorno siguran ulaz u najbrže rastuće poddomene.</w:t>
+      </w:r>
+    </w:p>
+    <w:p>
+      <w:pPr>
+        <w:pStyle w:val="Heading2"/>
+        <w:rPr/>
+      </w:pPr>
+      <w:r>
+        <w:rPr/>
         <w:t xml:space="preserve">Ograničenja</w:t>
       </w:r>
     </w:p>
@@ -3751,7 +4574,7 @@
       </w:pPr>
       <w:r>
         <w:rPr/>
-        <w:t xml:space="preserve">Četiri ograničenja omeđuju zaključke. Prvo, korpus ovisi o jednom indeksu i jednom upitu čija je stroga preciznost 61 posto, a — za razliku od naše usporedne studije okolišnih UAV-a — preciznost je u ranom razdoblju bila značajno niža, pa najraniji brojevi precjenjuju poljoprivrednu aktivnost; filtar šuma uklanja prepoznatljive homonime, ali ne i generičke UAV inženjerske radove. Drugo, opažanje za 2025. dijelom je artefakt indeksiranja i nosi nerazmjernu težinu u modelima sa zasićenjem. Treće, poddomenski se upiti preklapaju i opisuju relativni rast, a ne particiju ukupnog broja. Četvrto, nesigurnost modela predstavljena je samo s četiri parametarska oblika; regulatornu promjenu — primjerice europsko otvaranje prema odstupanjima za prskanje — nijedan od njih ne bi obuhvatio. Brojke o prihvaćanju iz industrijskih i savjetodavnih izvora [17] heterogene su i koriste se samo kao kontekst.</w:t>
+        <w:t xml:space="preserve">Četiri ograničenja omeđuju zaključke. Prvo, korpus ovisi o jednom indeksu i jednom upitu čija je stroga preciznost 61 posto, a — za razliku od naše usporedne studije okolišnih UAV-a [20] — preciznost je u ranom razdoblju bila značajno niža, pa najraniji brojevi precjenjuju poljoprivrednu aktivnost; filtar šuma uklanja prepoznatljive homonime, ali ne i generičke UAV inženjerske radove. Drugo, opažanje za 2025. dijelom je artefakt indeksiranja i nosi nerazmjernu težinu u modelima sa zasićenjem. Treće, poddomenski se upiti preklapaju i opisuju relativni rast, a ne particiju ukupnog broja. Četvrto, nesigurnost modela predstavljena je samo s četiri parametarska oblika; regulatornu promjenu — primjerice europsko otvaranje prema odstupanjima za prskanje — nijedan od njih ne bi obuhvatio. Brojke o prihvaćanju iz industrijskih i savjetodavnih izvora [17] heterogene su i koriste se samo kao kontekst.</w:t>
       </w:r>
     </w:p>
     <w:p>
@@ -3771,7 +4594,7 @@
       </w:pPr>
       <w:r>
         <w:rPr/>
-        <w:t xml:space="preserve">Reproducibilna bibliometrijska serija pokazuje da su istraživanja UAV-a u poljoprivredi rasla 28,5 posto godišnje između 2005. i 2025., sa strukturnim ubrzanjem 2009., te da se njihov udio u poljoprivrednoj literaturi kreće prema platou od oko 14 radova na 1 000, od kojega je dosegnuto manje od dvije trećine — područje je ranije na krivulji prihvaćanja od susjednih okolišnih primjena. Četiri modela rasta slažu se oko trogodišnjeg predviđanja od otprilike 8 200 radova 2028., ali se do 2035. široko razilaze. Rast se seli iz kartiranja prema podatkovno vođenoj agronomiji i prema aktuaciji, gdje su otvoreni problemi nosivost, precizna aplikacija i regulativa, a ne senzori. Podaci, definicije upita i kod priloženi su uz rad kako bi se analiza mogla ponoviti na bilo koji budući datum dohvata.</w:t>
+        <w:t xml:space="preserve">Reproducibilna bibliometrijska serija pokazuje da su istraživanja UAV-a u poljoprivredi rasla 28,5 posto godišnje između 2005. i 2025., sa strukturnim ubrzanjem 2009., te da se njihov udio u poljoprivrednoj literaturi kreće prema platou od oko 14 radova na 1 000, od kojega je dosegnuto manje od dvije trećine — područje je na istoj krivulji prihvaćanja kao susjedne okolišne primjene, izmjerenoj identičnim instrumentom, ali pomaknutoj oko četiri godine kasnije [20]. Četiri modela rasta slažu se oko trogodišnjeg predviđanja od otprilike 8 200 radova 2028., ali se do 2035. široko razilaze. Rast se seli iz kartiranja prema podatkovno vođenoj agronomiji i prema aktuaciji, gdje su otvoreni problemi nosivost, precizna aplikacija i regulativa, a ne senzori. Podaci, definicije upita i kod priloženi su uz rad kako bi se analiza mogla ponoviti na bilo koji budući datum dohvata.</w:t>
       </w:r>
     </w:p>
     <w:p>
@@ -4296,6 +5119,21 @@
       <w:r>
         <w:rPr/>
         <w:t xml:space="preserve">, L 152, pp. 45–71, 2019.</w:t>
+      </w:r>
+    </w:p>
+    <w:p>
+      <w:pPr>
+        <w:pStyle w:val="references"/>
+        <w:numPr>
+          <w:ilvl w:val="0"/>
+          <w:numId w:val="4"/>
+        </w:numPr>
+        <w:ind w:hanging="0" w:start="0"/>
+        <w:rPr/>
+      </w:pPr>
+      <w:r>
+        <w:rPr/>
+        <w:t xml:space="preserve">V. Uroš and M. Jelić, "drone-ecology-forecast: bibliometric data and MATLAB growth-model pipeline for UAV research in ecology and environmental monitoring (v1.0)," Zenodo, 2026, doi: 10.5281/zenodo.22119199.</w:t>
       </w:r>
     </w:p>
     <w:p>

--- a/paper/MIPRO_Dronovi_Poljoprivreda_HR.docx
+++ b/paper/MIPRO_Dronovi_Poljoprivreda_HR.docx
@@ -33,6 +33,16 @@
         </w:rPr>
         <w:t xml:space="preserve">†</w:t>
       </w:r>
+      <w:r>
+        <w:rPr/>
+        <w:t xml:space="preserve">, Sandra Mandinić</w:t>
+      </w:r>
+      <w:r>
+        <w:rPr>
+          <w:vertAlign w:val="superscript"/>
+        </w:rPr>
+        <w:t xml:space="preserve">‡</w:t>
+      </w:r>
     </w:p>
     <w:p>
       <w:pPr>
@@ -58,6 +68,22 @@
       <w:r>
         <w:rPr/>
         <w:t xml:space="preserve"> Fakultet organizacije i informatike, Sveučilište u Zagrebu, Varaždin, Hrvatska</w:t>
+      </w:r>
+    </w:p>
+    <w:p>
+      <w:pPr>
+        <w:pStyle w:val="Affiliation"/>
+        <w:rPr/>
+      </w:pPr>
+      <w:r>
+        <w:rPr>
+          <w:vertAlign w:val="superscript"/>
+        </w:rPr>
+        <w:t xml:space="preserve">‡</w:t>
+      </w:r>
+      <w:r>
+        <w:rPr/>
+        <w:t xml:space="preserve"> Sveučilište u Zagrebu, Agronomski fakultet, Zagreb, Hrvatska</w:t>
       </w:r>
     </w:p>
     <w:p>
@@ -105,7 +131,7 @@
       </w:r>
       <w:r>
         <w:rPr/>
-        <w:t xml:space="preserve">—Bespilotne letjelice (UAV) promiču se kao okosnica precizne poljoprivrede, i kao senzorske platforme i, sve više, kao aktuatori za prskanje, no brzina te prihvaćenosti i njezino vjerojatno zasićenje dosad nisu kvantificirani. Iz otvorenog bibliografskog indeksa OpenAlex prikupili smo godišnji broj recenziranih radova koji spajaju pojmove o UAV-ima s poljoprivrednim pojmovima za razdoblje 2005.–2025. (18 506 radova nakon filtriranja šuma), zajedno s četiri normalizacijska nazivnika i sedam primjenskih poddomena, te smo u MATLAB-u, bez dodatnih alatnih paketa, Poissonovom devijancom prilagodili četiri modela rasta (eksponencijalni, logistički, Gompertzov i Bassov difuzijski). Modeli su uspoređeni kvazi-likelihood informacijskim kriterijem, provjereni retrospektivnim testiranjem s pomičnim ishodištem i bootstrapom za intervale predviđanja. Produkcija je rasla 28,5 posto godišnje (29 radova 2005., 4 381 rad 2025.), sa strukturnim lomom 2009. Za apsolutnu produkciju nijedan model ne dominira: prosjek modela predviđa 8 174 rada 2028. i 40 260 radova 2035., s desetogodišnjim intervalom od 13 390 do 55 050. Udio poljoprivredne literature koja koristi UAV-e zasićuje se kasnije nego u susjednim područjima: logistički model s težinom 0,91 daje plato od 13,8 radova na 1 000, od čega su 2025. dosegnuta 62 posto. Usporedba „jedan-na-jedan“ s našom usporednom studijom UAV-a u praćenju stanja okoliša, izrađenom identičnim postupkom, smješta poljoprivredu oko četiri godine ranije na istoj krivulji prihvaćanja. Najbrže rastu predviđanje prinosa, navodnjavanje i detekcija bolesti, a prskanje čini UAV aktuatorom s posebnim regulatornim ograničenjima. Raspravljaju se implikacije za konstrukciju i autonomiju UAV-a.</w:t>
+        <w:t xml:space="preserve">—Bespilotne letjelice (UAV) promiču se kao okosnica precizne poljoprivrede, i kao senzorske platforme i, sve više, kao aktuatori za prskanje, no brzina te prihvaćenosti i njezino vjerojatno zasićenje dosad nisu kvantificirani. Iz otvorenog bibliografskog indeksa OpenAlex prikupili smo godišnji broj recenziranih radova koji spajaju pojmove o UAV-ima s poljoprivrednim pojmovima za razdoblje 2005.–2025. (18 506 radova nakon filtriranja šuma), zajedno s četiri normalizacijska nazivnika i sedam primjenskih poddomena, te smo u MATLAB-u, bez dodatnih alatnih paketa, Poissonovom devijancom prilagodili četiri modela rasta (eksponencijalni, logistički, Gompertzov i Bassov difuzijski). Modeli su uspoređeni kvazi-likelihood informacijskim kriterijem, provjereni retrospektivnim testiranjem s pomičnim ishodištem i bootstrapom za intervale predviđanja. Produkcija je rasla 28,5 posto godišnje (29 radova 2005., 4 381 rad 2025.), sa strukturnim lomom 2009. Za apsolutnu produkciju nijedan model ne dominira: prosjek modela predviđa 8 237 radova 2028. [90-postotni interval 6 422–9 457]; na deset godina modeli se razilaze, a dugoročno predviđanje usklađeno s analizom udjela jest prosjek triju zasićujućih modela, 24 023 rada 2035. [6 570–52 895]. Udio poljoprivredne literature koja koristi UAV-e zasićuje se kasnije nego u susjednim područjima: logistički model s težinom 0,91 daje plato od 13,8 radova na 1 000 (11,6 bez dijelom artefaktnog opažanja za 2025.), od čega su dosegnute otprilike tri petine. Usporedba „jedan-na-jedan“ s našom usporednom studijom UAV-a u praćenju stanja okoliša, izrađenom identičnim postupkom, smješta poljoprivredu oko četiri godine ranije na istoj krivulji prihvaćanja. Najbrže rastu predviđanje prinosa, navodnjavanje i detekcija bolesti, a prskanje čini UAV aktuatorom s posebnim regulatornim ograničenjima. Raspravljaju se implikacije za konstrukciju i autonomiju UAV-a.</w:t>
       </w:r>
     </w:p>
     <w:p>
@@ -215,7 +241,7 @@
       </w:pPr>
       <w:r>
         <w:rPr/>
-        <w:t xml:space="preserve">Podaci su dohvaćeni 28. kolovoza 2026. iz REST API-ja baze OpenAlex [4], agregirani po godini objave (krajnja točka /works, group_by=publication_year), s tipom dokumenta ograničenim na članke i preglede. Osnovni upit D AND A NOT N pretraživao je naslove i sažetke, pri čemu je D = (drone OR drones OR UAV OR UAVs OR UAS OR "unmanned aerial" OR "unmanned aircraft" OR RPAS OR "remotely piloted aircraft"), A je disjunkcija 38 poljoprivrednih pojmova (agriculture, farm, crop, yield, irrigation, fertilizer, pesticide, spraying, weed, phenotyping, livestock, orchard, vineyard, "plant disease", "soil moisture" i inačice), a N je filtar šuma uveden nakon ručne provjere preciznosti: uklanja literaturu o genetičkom sustavu GAL4/UAS kod vrste Drosophila, pčelinje „trutove“ te medicinske i institucijske homonime UAV akronima. Četiri nazivnika dohvaćena su s identičnim filtrima: samo A (poljoprivredna literatura pretražena na isti način, primarni nazivnik), OpenAlex potpolje Agronomy and Crop Science, polje Agricultural and Biological Sciences i sva indeksirana djela. Sedam preklapajućih poddomenskih upita kombiniralo je D s pojmovima za praćenje usjeva i fenotipizaciju, prskanje, detekciju korova, navodnjavanje i vodni stres, bolesti i štetnike, predviđanje prinosa i stočarstvo. Budući da se OpenAlex retroaktivno ažurira, datum dohvata dio je definicije podataka; točni Booleovi izrazi i kodna knjiga priloženi su uz MATLAB kod.</w:t>
+        <w:t xml:space="preserve">Podaci su dohvaćeni 28. kolovoza 2026. iz REST API-ja baze OpenAlex [4], agregirani po godini objave (krajnja točka /works, group_by=publication_year), s tipom dokumenta ograničenim na članke i preglede. Osnovni upit D AND A NOT N pretraživao je naslove i sažetke, pri čemu je D = (drone OR drones OR UAV OR UAVs OR UAS OR "unmanned aerial" OR "unmanned aircraft" OR RPAS OR "remotely piloted aircraft"), A je disjunkcija 38 poljoprivrednih pojmova (agriculture, farm, crop, yield, irrigation, fertilizer, pesticide, spraying, weed, phenotyping, livestock, orchard, vineyard, "plant disease", "soil moisture" i inačice), a N je filtar šuma uveden nakon ručne provjere preciznosti: uklanja literaturu o genetičkom sustavu GAL4/UAS kod vrste Drosophila, pčelinje „trutove“ te medicinske i institucijske homonime UAV akronima. Četiri nazivnika dohvaćena su s identičnim filtrima: samo A (poljoprivredna literatura pretražena na isti način, primarni nazivnik), OpenAlex potpolje Agronomy and Crop Science, polje Agricultural and Biological Sciences i sva indeksirana djela. Sva četiri nazivnika koriste se u analizi udjela (odjeljak IV.C). Sedam preklapajućih poddomenskih upita kombiniralo je D s pojmovima za praćenje usjeva i fenotipizaciju, prskanje, detekciju korova, navodnjavanje i vodni stres, bolesti i štetnike, predviđanje prinosa i stočarstvo. Budući da se OpenAlex retroaktivno ažurira, datum dohvata dio je definicije podataka; točni Booleovi izrazi i kodna knjiga priloženi su uz MATLAB kod.</w:t>
       </w:r>
     </w:p>
     <w:p>
@@ -225,7 +251,7 @@
       </w:pPr>
       <w:r>
         <w:rPr/>
-        <w:t xml:space="preserve">Prozor prilagodbe je 2005.–2025. (n = 21 potpuna godina); 2026. je nepotpuna i isključena je. Upit nije savršeno precizan. U ručnoj provjeri slučajnog uzorka od 100 zapisa nefiltriranog upita (seed 20260828), kodiranog uz pomoć AI i pregledanog od autora, 61 posto zapisa koji prežive filtar šuma [Wilsonov 95-postotni CI 51, 70] bile su UAV studije s poljoprivrednom primjenom, daljnjih 31 posto sadržavalo je UAV u nepoljoprivrednoj ulozi, a 8 posto bio je preostali šum. U uzorku iz ranog razdoblja (2005.–2015., n = 35 nakon filtriranja) relevantni udio bio je 37 posto [23, 54]; razlika je značajna (dvoproporcijski z = 2,38, p = 0,017), jer ranom literaturom dominiraju generički UAV inženjerski radovi koji poljoprivredu spominju samo kao moguću primjenu. Apsolutni brojevi stoga precjenjuju strogo poljoprivrednu produkciju za otprilike 1,6 puta, a njezin je rast, ako išta, brži od rasta serije upita. Stroži upit koji isključuje i ekološke i šumarske pojmove također raste 28,5 posto godišnje, pa su zaključci o trendu robusni. Naposljetku, sve serije skaču 2025. (poljoprivredni nazivnik za 26 posto), što je dijelom artefakt indeksiranja; normalizacija ga ublažava, a izvještava se i analiza osjetljivosti bez 2025.</w:t>
+        <w:t xml:space="preserve">Prozor prilagodbe je 2005.–2025. (n = 21 potpuna godina); 2026. je nepotpuna i isključena je. Upit nije savršeno precizan. U ručnoj provjeri slučajnog uzorka od 100 zapisa nefiltriranog upita (seed 20260828), kodiranog uz pomoć AI i pregledanog od autora, 61 posto zapisa koji prežive filtar šuma [Wilsonov 95-postotni CI 51, 70] bile su UAV studije s poljoprivrednom primjenom, daljnjih 31 posto sadržavalo je UAV u nepoljoprivrednoj ulozi, a 8 posto bio je preostali šum. U uzorku iz ranog razdoblja (2005.–2015., n = 35 nakon filtriranja) relevantni udio bio je 37 posto [23, 54]; razlika je značajna (dvoproporcijski z = 2,38, p = 0,017), jer ranom literaturom dominiraju generički UAV inženjerski radovi koji poljoprivredu spominju samo kao moguću primjenu. Apsolutne brojeve stoga treba čitati kao zapise OpenAlexa pogođene upitom, a ne kao točne brojeve poljoprivrednih UAV studija; svaka vrijednost korigirana preciznošću (oko 0,6 puta sirovih brojeva) procjena je, a ne ispravljen broj, a rast strogo poljoprivredne produkcije, ako išta, brži je od rasta serije upita. Stroži upit koji isključuje i ekološke i šumarske pojmove također raste 28,5 posto godišnje, pa su zaključci o trendu robusni. Naposljetku, sve serije skaču 2025. (poljoprivredni nazivnik za 26 posto), što je dijelom artefakt indeksiranja; normalizacija ga ublažava, a izvještava se i analiza osjetljivosti bez 2025.</w:t>
       </w:r>
     </w:p>
     <w:p>
@@ -1468,7 +1494,17 @@
       </w:r>
       <w:r>
         <w:rPr/>
-        <w:t xml:space="preserve"> ponovno izračunate i ponderirano predviđanje zabilježeno, što daje 90-postotne intervale koji uključuju i parametarsku nesigurnost i nesigurnost modela. Predviđanja se izvještavaju za 2028., 2030., 2032. i 2035. Postupak (deset MATLAB funkcija, bez alatnih paketa, izvršiv i u GNU Octaveu) neovisno je repliciran u Pythonu; procjene parametara i devijance podudaraju se u svim izvještenim znamenkama.</w:t>
+        <w:t xml:space="preserve"> ponovno izračunate i ponderirano predviđanje zabilježeno, što daje 90-postotne intervale koji uključuju i parametarsku nesigurnost i nesigurnost modela. Izvješteni prosjek modela medijan je te bootstrap distribucije ponderiranih predviđanja; budući da se težine ponovno računaju na svakoj replici, on nije identičan QAIC</w:t>
+      </w:r>
+      <w:r>
+        <w:rPr>
+          <w:vertAlign w:val="subscript"/>
+        </w:rPr>
+        <w:t xml:space="preserve">c</w:t>
+      </w:r>
+      <w:r>
+        <w:rPr/>
+        <w:t xml:space="preserve">-ponderiranoj kombinaciji točkastih predviđanja iz tablica I i II, a razlika raste s horizontom. Pogreške retrospektivnog testa izvještavaju se i po ishodištu i usrednjeno, jer ishodišta odgovaraju sedmo-, peto- i trogodišnjem horizontu evaluacije. Predviđanja se izvještavaju za 2028., 2030., 2032. i 2035. Postupak (deset MATLAB funkcija, bez alatnih paketa, izvršiv i u GNU Octaveu) neovisno je repliciran u Pythonu; procjene parametara i devijance podudaraju se u svim izvještenim znamenkama.</w:t>
       </w:r>
     </w:p>
     <w:p>
@@ -1665,7 +1701,7 @@
       </w:r>
       <w:r>
         <w:rPr/>
-        <w:t xml:space="preserve"> kreću se od 0,15 (Bass) do 0,39 (eksponencijalni), a — za razliku od susjednih promatračkih domena — najveću težinu dobiva eksponencijalni model. Logistički model smješta točku infleksije oko 2030. s kapacitetom od oko 21 000 radova godišnje, daleko iznad sadašnje razine, Bassov model doseže vrhunac tek 2033., a Gompertzova prilagodba degenerira prema eksponencijalnom obliku. Retrospektivno testiranje daje MAPE od 28 do 34 posto preko tri ishodišta, s Gompertzovim modelom kao najboljim od ishodišta 2022. (11 posto).</w:t>
+        <w:t xml:space="preserve"> kreću se od 0,15 (Bass) do 0,39 (eksponencijalni), a — za razliku od susjednih promatračkih domena — najveću težinu dobiva eksponencijalni model. Logistički model smješta točku infleksije oko 2030. s kapacitetom od oko 21 000 radova godišnje, daleko iznad sadašnje razine, Bassov model doseže vrhunac tek 2033., a Gompertzova prilagodba degenerira prema eksponencijalnom obliku. Po ishodištima, MAPE retrospektivnog testa iznosi 32–33 posto od 2018. (sedam preostalih godina), 43–44 posto od 2020. i 11–26 posto od 2022. (tri preostale godine), pri čemu svaki prozor sadrži dijelom artefaktnu 2025.; Gompertzov je model najbolji od najnovijeg ishodišta (11 posto), a prosjeci preko ishodišta iznose 28–34 posto.</w:t>
       </w:r>
     </w:p>
     <w:p>
@@ -2596,7 +2632,7 @@
       </w:pPr>
       <w:r>
         <w:rPr/>
-        <w:t xml:space="preserve">Slika 2 prikazuje prilagodbe i predviđanja, a tablica II ih navodi. Modeli se slažu za trogodišnji horizont (7 260 do 8 850 radova 2028.; prosjek modela 8 174 [90-postotni interval 6 232, 9 304]) i nakon toga se razilaze: 2035. točkasta predviđanja sežu od 12 380 (Bass) do 51 810 (eksponencijalni), prosjek modela iznosi 40 260, a interval obuhvaća 13 390 do 55 050. Analiza osjetljivosti pokazuje poznatu ovisnost o posljednjem opažanju: bez 2025. logistički kapacitet pada na oko 5 300, a Bassov model predviđa pad, pa jedna godina, dijelom artefakt indeksiranja, ponovno određuje procijenjenu gornju granicu.</w:t>
+        <w:t xml:space="preserve">Slika 2 prikazuje prilagodbe i predviđanja, a tablica II ih navodi. Modeli se slažu za trogodišnji horizont (7 260 do 8 850 radova 2028.; prosjek modela 8 237 [90-postotni interval 6 422, 9 457]) i nakon toga se razilaze: 2035. točkasta predviđanja sežu od 12 380 (Bass) do 51 810 (eksponencijalni). Puni prosjek modela doseže 40 261 [14 213–55 954], ali se na tom horizontu oslanja na eksponencijalni model, kojemu analiza udjela proturječi; tablica II stoga navodi i prosjek triju zasićujućih modela (renormalizirane težine 0,27, 0,48 i 0,25), koji 2035. doseže 24 023 rada [6 570–52 895] i predstavlja dugoročno predviđanje brojeva korišteno u ostatku rada. Analiza osjetljivosti pokazuje poznatu ovisnost o posljednjem opažanju: bez 2025. logistički kapacitet pada na oko 5 400, a Bassov model smješta vrhunac već u 2027., pa jedna godina, dijelom artefakt indeksiranja, ponovno određuje procijenjenu gornju granicu.</w:t>
       </w:r>
     </w:p>
     <w:p>
@@ -2611,7 +2647,7 @@
         <w:rPr/>
         <w:drawing>
           <wp:inline distT="0" distB="0" distL="0" distR="0">
-            <wp:extent cx="3007360" cy="2391394"/>
+            <wp:extent cx="3007360" cy="2392579"/>
             <wp:effectExtent l="0" t="0" r="0" b="0"/>
             <wp:docPr id="12" name="image2.png"/>
             <wp:cNvGraphicFramePr>
@@ -2633,7 +2669,7 @@
                   <pic:spPr>
                     <a:xfrm>
                       <a:off x="0" y="0"/>
-                      <a:ext cx="3007360" cy="2391394"/>
+                      <a:ext cx="3007360" cy="2392579"/>
                     </a:xfrm>
                     <a:prstGeom prst="rect">
                       <a:avLst/>
@@ -3358,7 +3394,7 @@
                 <w:b/>
                 <w:bCs/>
               </w:rPr>
-              <w:t xml:space="preserve">8 174</w:t>
+              <w:t xml:space="preserve">8 237</w:t>
             </w:r>
           </w:p>
         </w:tc>
@@ -3384,7 +3420,7 @@
                 <w:b/>
                 <w:bCs/>
               </w:rPr>
-              <w:t xml:space="preserve">13 000</w:t>
+              <w:t xml:space="preserve">13 069</w:t>
             </w:r>
           </w:p>
         </w:tc>
@@ -3410,7 +3446,7 @@
                 <w:b/>
                 <w:bCs/>
               </w:rPr>
-              <w:t xml:space="preserve">20 440</w:t>
+              <w:t xml:space="preserve">20 534</w:t>
             </w:r>
           </w:p>
         </w:tc>
@@ -3436,7 +3472,7 @@
                 <w:b/>
                 <w:bCs/>
               </w:rPr>
-              <w:t xml:space="preserve">40 260</w:t>
+              <w:t xml:space="preserve">40 261</w:t>
             </w:r>
           </w:p>
         </w:tc>
@@ -3487,7 +3523,7 @@
             </w:pPr>
             <w:r>
               <w:rPr/>
-              <w:t xml:space="preserve">6 232–9 304</w:t>
+              <w:t xml:space="preserve">6 422–9 457</w:t>
             </w:r>
           </w:p>
         </w:tc>
@@ -3510,7 +3546,7 @@
             </w:pPr>
             <w:r>
               <w:rPr/>
-              <w:t xml:space="preserve">8 012–15 430</w:t>
+              <w:t xml:space="preserve">8 523–15 673</w:t>
             </w:r>
           </w:p>
         </w:tc>
@@ -3533,7 +3569,7 @@
             </w:pPr>
             <w:r>
               <w:rPr/>
-              <w:t xml:space="preserve">10 040–25 670</w:t>
+              <w:t xml:space="preserve">10 910–25 949</w:t>
             </w:r>
           </w:p>
         </w:tc>
@@ -3556,7 +3592,262 @@
             </w:pPr>
             <w:r>
               <w:rPr/>
-              <w:t xml:space="preserve">13 390–55 050</w:t>
+              <w:t xml:space="preserve">14 213–55 954</w:t>
+            </w:r>
+          </w:p>
+        </w:tc>
+      </w:tr>
+      <w:tr>
+        <w:trPr>
+          <w:cantSplit w:val="true"/>
+        </w:trPr>
+        <w:tc>
+          <w:tcPr>
+            <w:tcW w:w="1000" w:type="dxa"/>
+            <w:tcBorders>
+              <w:top w:val="single" w:sz="2" w:space="0" w:color="000000"/>
+              <w:start w:val="single" w:sz="2" w:space="0" w:color="000000"/>
+              <w:bottom w:val="single" w:sz="2" w:space="0" w:color="000000"/>
+              <w:end w:val="single" w:sz="2" w:space="0" w:color="000000"/>
+            </w:tcBorders>
+            <w:vAlign w:val="center"/>
+          </w:tcPr>
+          <w:p>
+            <w:pPr>
+              <w:pStyle w:val="tablecopy"/>
+              <w:jc w:val="left"/>
+              <w:rPr/>
+            </w:pPr>
+            <w:r>
+              <w:rPr>
+                <w:b/>
+                <w:bCs/>
+              </w:rPr>
+              <w:t xml:space="preserve">Prosjek zasićujućih</w:t>
+            </w:r>
+          </w:p>
+        </w:tc>
+        <w:tc>
+          <w:tcPr>
+            <w:tcW w:w="934" w:type="dxa"/>
+            <w:tcBorders>
+              <w:top w:val="single" w:sz="2" w:space="0" w:color="000000"/>
+              <w:start w:val="single" w:sz="2" w:space="0" w:color="000000"/>
+              <w:bottom w:val="single" w:sz="2" w:space="0" w:color="000000"/>
+              <w:end w:val="single" w:sz="2" w:space="0" w:color="000000"/>
+            </w:tcBorders>
+            <w:vAlign w:val="center"/>
+          </w:tcPr>
+          <w:p>
+            <w:pPr>
+              <w:pStyle w:val="tablecopy"/>
+              <w:jc w:val="center"/>
+              <w:rPr/>
+            </w:pPr>
+            <w:r>
+              <w:rPr>
+                <w:b/>
+                <w:bCs/>
+              </w:rPr>
+              <w:t xml:space="preserve">7 505</w:t>
+            </w:r>
+          </w:p>
+        </w:tc>
+        <w:tc>
+          <w:tcPr>
+            <w:tcW w:w="934" w:type="dxa"/>
+            <w:tcBorders>
+              <w:top w:val="single" w:sz="2" w:space="0" w:color="000000"/>
+              <w:start w:val="single" w:sz="2" w:space="0" w:color="000000"/>
+              <w:bottom w:val="single" w:sz="2" w:space="0" w:color="000000"/>
+              <w:end w:val="single" w:sz="2" w:space="0" w:color="000000"/>
+            </w:tcBorders>
+            <w:vAlign w:val="center"/>
+          </w:tcPr>
+          <w:p>
+            <w:pPr>
+              <w:pStyle w:val="tablecopy"/>
+              <w:jc w:val="center"/>
+              <w:rPr/>
+            </w:pPr>
+            <w:r>
+              <w:rPr>
+                <w:b/>
+                <w:bCs/>
+              </w:rPr>
+              <w:t xml:space="preserve">10 874</w:t>
+            </w:r>
+          </w:p>
+        </w:tc>
+        <w:tc>
+          <w:tcPr>
+            <w:tcW w:w="934" w:type="dxa"/>
+            <w:tcBorders>
+              <w:top w:val="single" w:sz="2" w:space="0" w:color="000000"/>
+              <w:start w:val="single" w:sz="2" w:space="0" w:color="000000"/>
+              <w:bottom w:val="single" w:sz="2" w:space="0" w:color="000000"/>
+              <w:end w:val="single" w:sz="2" w:space="0" w:color="000000"/>
+            </w:tcBorders>
+            <w:vAlign w:val="center"/>
+          </w:tcPr>
+          <w:p>
+            <w:pPr>
+              <w:pStyle w:val="tablecopy"/>
+              <w:jc w:val="center"/>
+              <w:rPr/>
+            </w:pPr>
+            <w:r>
+              <w:rPr>
+                <w:b/>
+                <w:bCs/>
+              </w:rPr>
+              <w:t xml:space="preserve">15 250</w:t>
+            </w:r>
+          </w:p>
+        </w:tc>
+        <w:tc>
+          <w:tcPr>
+            <w:tcW w:w="934" w:type="dxa"/>
+            <w:tcBorders>
+              <w:top w:val="single" w:sz="2" w:space="0" w:color="000000"/>
+              <w:start w:val="single" w:sz="2" w:space="0" w:color="000000"/>
+              <w:bottom w:val="single" w:sz="2" w:space="0" w:color="000000"/>
+              <w:end w:val="single" w:sz="2" w:space="0" w:color="000000"/>
+            </w:tcBorders>
+            <w:vAlign w:val="center"/>
+          </w:tcPr>
+          <w:p>
+            <w:pPr>
+              <w:pStyle w:val="tablecopy"/>
+              <w:jc w:val="center"/>
+              <w:rPr/>
+            </w:pPr>
+            <w:r>
+              <w:rPr>
+                <w:b/>
+                <w:bCs/>
+              </w:rPr>
+              <w:t xml:space="preserve">24 023</w:t>
+            </w:r>
+          </w:p>
+        </w:tc>
+      </w:tr>
+      <w:tr>
+        <w:trPr>
+          <w:cantSplit w:val="true"/>
+        </w:trPr>
+        <w:tc>
+          <w:tcPr>
+            <w:tcW w:w="1000" w:type="dxa"/>
+            <w:tcBorders>
+              <w:top w:val="single" w:sz="2" w:space="0" w:color="000000"/>
+              <w:start w:val="single" w:sz="2" w:space="0" w:color="000000"/>
+              <w:bottom w:val="single" w:sz="2" w:space="0" w:color="000000"/>
+              <w:end w:val="single" w:sz="2" w:space="0" w:color="000000"/>
+            </w:tcBorders>
+            <w:vAlign w:val="center"/>
+          </w:tcPr>
+          <w:p>
+            <w:pPr>
+              <w:pStyle w:val="tablecopy"/>
+              <w:jc w:val="left"/>
+              <w:rPr/>
+            </w:pPr>
+            <w:r>
+              <w:rPr/>
+              <w:t xml:space="preserve">90 % interval</w:t>
+            </w:r>
+          </w:p>
+        </w:tc>
+        <w:tc>
+          <w:tcPr>
+            <w:tcW w:w="934" w:type="dxa"/>
+            <w:tcBorders>
+              <w:top w:val="single" w:sz="2" w:space="0" w:color="000000"/>
+              <w:start w:val="single" w:sz="2" w:space="0" w:color="000000"/>
+              <w:bottom w:val="single" w:sz="2" w:space="0" w:color="000000"/>
+              <w:end w:val="single" w:sz="2" w:space="0" w:color="000000"/>
+            </w:tcBorders>
+            <w:vAlign w:val="center"/>
+          </w:tcPr>
+          <w:p>
+            <w:pPr>
+              <w:pStyle w:val="tablecopy"/>
+              <w:jc w:val="center"/>
+              <w:rPr/>
+            </w:pPr>
+            <w:r>
+              <w:rPr/>
+              <w:t xml:space="preserve">5 660–9 183</w:t>
+            </w:r>
+          </w:p>
+        </w:tc>
+        <w:tc>
+          <w:tcPr>
+            <w:tcW w:w="934" w:type="dxa"/>
+            <w:tcBorders>
+              <w:top w:val="single" w:sz="2" w:space="0" w:color="000000"/>
+              <w:start w:val="single" w:sz="2" w:space="0" w:color="000000"/>
+              <w:bottom w:val="single" w:sz="2" w:space="0" w:color="000000"/>
+              <w:end w:val="single" w:sz="2" w:space="0" w:color="000000"/>
+            </w:tcBorders>
+            <w:vAlign w:val="center"/>
+          </w:tcPr>
+          <w:p>
+            <w:pPr>
+              <w:pStyle w:val="tablecopy"/>
+              <w:jc w:val="center"/>
+              <w:rPr/>
+            </w:pPr>
+            <w:r>
+              <w:rPr/>
+              <w:t xml:space="preserve">6 775–15 191</w:t>
+            </w:r>
+          </w:p>
+        </w:tc>
+        <w:tc>
+          <w:tcPr>
+            <w:tcW w:w="934" w:type="dxa"/>
+            <w:tcBorders>
+              <w:top w:val="single" w:sz="2" w:space="0" w:color="000000"/>
+              <w:start w:val="single" w:sz="2" w:space="0" w:color="000000"/>
+              <w:bottom w:val="single" w:sz="2" w:space="0" w:color="000000"/>
+              <w:end w:val="single" w:sz="2" w:space="0" w:color="000000"/>
+            </w:tcBorders>
+            <w:vAlign w:val="center"/>
+          </w:tcPr>
+          <w:p>
+            <w:pPr>
+              <w:pStyle w:val="tablecopy"/>
+              <w:jc w:val="center"/>
+              <w:rPr/>
+            </w:pPr>
+            <w:r>
+              <w:rPr/>
+              <w:t xml:space="preserve">7 159–25 087</w:t>
+            </w:r>
+          </w:p>
+        </w:tc>
+        <w:tc>
+          <w:tcPr>
+            <w:tcW w:w="934" w:type="dxa"/>
+            <w:tcBorders>
+              <w:top w:val="single" w:sz="2" w:space="0" w:color="000000"/>
+              <w:start w:val="single" w:sz="2" w:space="0" w:color="000000"/>
+              <w:bottom w:val="single" w:sz="2" w:space="0" w:color="000000"/>
+              <w:end w:val="single" w:sz="2" w:space="0" w:color="000000"/>
+            </w:tcBorders>
+            <w:vAlign w:val="center"/>
+          </w:tcPr>
+          <w:p>
+            <w:pPr>
+              <w:pStyle w:val="tablecopy"/>
+              <w:jc w:val="center"/>
+              <w:rPr/>
+            </w:pPr>
+            <w:r>
+              <w:rPr/>
+              <w:t xml:space="preserve">6 570–52 895</w:t>
             </w:r>
           </w:p>
         </w:tc>
@@ -3609,7 +3900,7 @@
       </w:r>
       <w:r>
         <w:rPr/>
-        <w:t xml:space="preserve"> = 13,8 radova na 1 000 poljoprivrednih radova s infleksijom 2023.–2024. Udio opažen 2025., 8,5 na 1 000, iznosi 62 posto tog platoa — poljoprivreda je, dakle, vidljivo ranije na krivulji prihvaćanja nego ekologija i praćenje stanja okoliša, gdje ista metodologija nalazi već dosegnutih 85 posto platoa. Prosjek modela predviđa 12,6 na 1 000 u 2028. [10,9, 14,6], 15,8 u 2030. [12,5, 20,3] i 26,4 u 2035. [16,0, 46,9], pri čemu širok gornji rep potječe od preostale težine Gompertzove krivulje. Retrospektivno testiranje od ishodišta 2022. daje MAPE od 7,6 posto za logistički model naspram 28,5 posto za eksponencijalni.</w:t>
+        <w:t xml:space="preserve"> = 13,8 radova na 1 000 poljoprivrednih radova s infleksijom 2023.–2024. Udio opažen 2025., 8,5 na 1 000, iznosi 62 posto tog platoa — poljoprivreda je, dakle, vidljivo ranije na krivulji prihvaćanja nego ekologija i praćenje stanja okoliša, gdje ista metodologija nalazi već dosegnutih 85 posto platoa. Prosjek modela predviđa 12,5 na 1 000 u 2028. [10,9, 14,8], 15,7 u 2030. [12,5, 20,5] i 26,0 u 2035. [16,0, 47,8], pri čemu širok gornji rep potječe od preostale težine Gompertzove krivulje. Retrospektivno testiranje od ishodišta 2022. daje MAPE od 7,6 posto za logistički model naspram 28,5 posto za eksponencijalni. Zasićujući oblik je robustan, njegova razina manje. Ponovno prilagođen na 2005.–2024., logistički model i dalje dominira (težina 0,95) s nepromijenjenom infleksijom, ali plato pada s 13,8 na 11,6 na 1 000, od čega su do 2024. dosegnuta 64 posto: položaj blizu tri petine krivulje je stabilan, sama gornja granica je provizorna. Uz šire nazivnike logistički model također dominira — polje Agricultural and Biological Sciences: težina 0,87, plato 28,9 na 1 000, infleksija 2026., 42 posto dosegnuto; sva indeksirana djela: težina 0,80, plato 1,59 na 1 000, infleksija 2027., 38 posto dosegnuto — što potvrđuje da je poljoprivreda još na strmom dijelu krivulje. Tek uz usko potpolje Agronomy and Crop Science, gdje UAV radovi već čine 222 na 1 000 i sami pokreću nazivnik, podaci još ne mogu razdvojiti tri oblika (težine 0,27–0,43).</w:t>
       </w:r>
     </w:p>
     <w:p>
@@ -3624,7 +3915,7 @@
         <w:rPr/>
         <w:drawing>
           <wp:inline distT="0" distB="0" distL="0" distR="0">
-            <wp:extent cx="3007360" cy="2391394"/>
+            <wp:extent cx="3007360" cy="2392579"/>
             <wp:effectExtent l="0" t="0" r="0" b="0"/>
             <wp:docPr id="13" name="image3.png"/>
             <wp:cNvGraphicFramePr>
@@ -3646,7 +3937,7 @@
                   <pic:spPr>
                     <a:xfrm>
                       <a:off x="0" y="0"/>
-                      <a:ext cx="3007360" cy="2391394"/>
+                      <a:ext cx="3007360" cy="2392579"/>
                     </a:xfrm>
                     <a:prstGeom prst="rect">
                       <a:avLst/>
@@ -4514,7 +4805,7 @@
       </w:pPr>
       <w:r>
         <w:rPr/>
-        <w:t xml:space="preserve">Interpretaciju uokviruju tri nalaza. Prvo, pouzdan horizont predviđanja apsolutne produkcije opet je oko tri godine; do 2035. izbor krivulje nadjačava svaku statističku nesigurnost. Drugo, analiza udjela pokazuje da su UAV-i u poljoprivredi još u strmom dijelu krivulje prihvaćanja: na 62 posto procijenjenog platoa, s infleksijom datiranom tek u 2023.–2024., područje ima više prostora za rast nego susjedne promatračke domene. Treće, poredak poddomena pokazuje gdje taj prostor leži: najbrži je rast u podatkovno vođenoj agronomiji — predviđanju prinosa, planiranju navodnjavanja i detekciji bolesti — a ne u kartiranju koje je dominiralo prvim desetljećem.</w:t>
+        <w:t xml:space="preserve">Interpretaciju uokviruju tri nalaza. Prvo, pouzdan horizont predviđanja apsolutne produkcije opet je oko tri godine — pogreške retrospektivnog testa od najnovijeg ishodišta trećina su do polovine onih na peto- i sedmogodišnjem ishodištu — a nakon njega dva se pristupa predviđanju slažu čim se eksponencijalni model ostavi po strani: nastavi li poljoprivredna literatura rasti stopom 2015.–2024. od 4,7 posto godišnje, predviđanje udjela implicira otprilike 13 000–38 800 radova 2035., što obuhvaća prosjek zasićujućih modela od 24 023 iz tablice II, dok bi eksponencijalni model brojeva implicirao šesterostruki do sedmerostruki porast udjela i proturječi analizi udjela; do 2035. izbor krivulje nadjačava svaku statističku nesigurnost. Drugo, analiza udjela pokazuje da su UAV-i u poljoprivredi još u strmom dijelu krivulje prihvaćanja: na 62 posto procijenjenog platoa, s infleksijom datiranom tek u 2023.–2024., područje ima više prostora za rast nego susjedne promatračke domene. Treće, poredak poddomena pokazuje gdje taj prostor leži: najbrži je rast u podatkovno vođenoj agronomiji — predviđanju prinosa, planiranju navodnjavanja i detekciji bolesti — a ne u kartiranju koje je dominiralo prvim desetljećem.</w:t>
       </w:r>
     </w:p>
     <w:p>
@@ -4594,7 +4885,7 @@
       </w:pPr>
       <w:r>
         <w:rPr/>
-        <w:t xml:space="preserve">Reproducibilna bibliometrijska serija pokazuje da su istraživanja UAV-a u poljoprivredi rasla 28,5 posto godišnje između 2005. i 2025., sa strukturnim ubrzanjem 2009., te da se njihov udio u poljoprivrednoj literaturi kreće prema platou od oko 14 radova na 1 000, od kojega je dosegnuto manje od dvije trećine — područje je na istoj krivulji prihvaćanja kao susjedne okolišne primjene, izmjerenoj identičnim instrumentom, ali pomaknutoj oko četiri godine kasnije [20]. Četiri modela rasta slažu se oko trogodišnjeg predviđanja od otprilike 8 200 radova 2028., ali se do 2035. široko razilaze. Rast se seli iz kartiranja prema podatkovno vođenoj agronomiji i prema aktuaciji, gdje su otvoreni problemi nosivost, precizna aplikacija i regulativa, a ne senzori. Podaci, definicije upita i kod priloženi su uz rad kako bi se analiza mogla ponoviti na bilo koji budući datum dohvata.</w:t>
+        <w:t xml:space="preserve">Reproducibilna bibliometrijska serija pokazuje da su istraživanja UAV-a u poljoprivredi rasla 28,5 posto godišnje između 2005. i 2025., sa strukturnim ubrzanjem 2009., te da se njihov udio u poljoprivrednoj literaturi kreće prema platou od oko 14 radova na 1 000, od kojega je dosegnuto manje od dvije trećine — područje je na istoj krivulji prihvaćanja kao susjedne okolišne primjene, izmjerenoj identičnim instrumentom, ali pomaknutoj oko četiri godine kasnije [20]. Četiri modela rasta slažu se oko trogodišnjeg predviđanja od otprilike 8 200 radova 2028.; na deset godina predviđanje usklađeno s analizom udjela — prosjek zasićujućih modela — doseže oko 24 000 radova 2035., uz širok interval. Rast se seli iz kartiranja prema podatkovno vođenoj agronomiji i prema aktuaciji, gdje su otvoreni problemi nosivost, precizna aplikacija i regulativa, a ne senzori. Podaci, definicije upita i kod priloženi su uz rad kako bi se analiza mogla ponoviti na bilo koji budući datum dohvata.</w:t>
       </w:r>
     </w:p>
     <w:p>

--- a/paper/MIPRO_Dronovi_Poljoprivreda_HR.docx
+++ b/paper/MIPRO_Dronovi_Poljoprivreda_HR.docx
@@ -171,7 +171,7 @@
       </w:pPr>
       <w:r>
         <w:rPr/>
-        <w:t xml:space="preserve">Ovaj rad odgovara na oba pitanja reproducibilnom bibliometrijskom vremenskom serijom i transparentnim postupkom predviđanja, primjenjujući metodologiju razvijenu za UAV-e u ekologiji i praćenju stanja okoliša [20] na poljoprivrednu domenu. Naši su doprinosi: (i) javno dohvatljiv godišnji skup podataka (2005.–2025.) o istraživanjima UAV-a u poljoprivredi, s dokumentiranim filtrom šuma, četiri nazivnika i sedam primjenskih poddomena, izgrađen iz indeksa OpenAlex [4]; (ii) opis trenutnog stanja područja, uključujući testove trenda, strukturni lom i raspodjelu produkcije po poddomenama, zemljama i časopisima; (iii) MATLAB algoritam bez ovisnosti o alatnim paketima koji prilagođava i uspoređuje četiri klasična modela rasta, provjerava ih izvan uzorka i daje bootstrap predviđanja za horizonte od 3, 5, 7 i 10 godina; (iv) prvu usporedbu „jedan-na-jedan“ dviju primjenskih domena — poljoprivrede i praćenja stanja okoliša — izmjerenih identičnim protokolom upita, indeksom i postupkom istog dana; te (v) raspravu o tome što predviđanja znače za inženjere UAV-a, uključujući aktuatorsku ulogu po kojoj se poljoprivreda razlikuje od isključivo promatračkih domena.</w:t>
+        <w:t xml:space="preserve">Ovaj rad odgovara na oba pitanja reproducibilnom bibliometrijskom vremenskom serijom i transparentnim postupkom predviđanja, primjenjujući metodologiju razvijenu za UAV-e u ekologiji i praćenju stanja okoliša [20] na poljoprivrednu domenu. Naši su doprinosi: (i) javno dohvatljiv godišnji skup podataka (2005.–2025.) o istraživanjima UAV-a u poljoprivredi, s dokumentiranim filtrom šuma, četiri nazivnika i sedam primjenskih poddomena, izgrađen iz indeksa OpenAlex [4]; (ii) opis trenutnog stanja područja, uključujući testove trenda, strukturni lom i raspodjelu produkcije po poddomenama, zemljama i časopisima; (iii) MATLAB algoritam bez ovisnosti o alatnim paketima koji prilagođava i uspoređuje četiri klasična modela rasta, provjerava ih izvan uzorka i daje bootstrap predviđanja za horizonte od 3, 5, 7 i 10 godina, javno arhiviran zajedno sa skupom podataka [21]; (iv) prvu usporedbu „jedan-na-jedan“ dviju primjenskih domena — poljoprivrede i praćenja stanja okoliša — izmjerenih identičnim protokolom upita, indeksom i postupkom istog dana; te (v) raspravu o tome što predviđanja znače za inženjere UAV-a, uključujući aktuatorsku ulogu po kojoj se poljoprivreda razlikuje od isključivo promatračkih domena.</w:t>
       </w:r>
     </w:p>
     <w:p>
@@ -4885,7 +4885,7 @@
       </w:pPr>
       <w:r>
         <w:rPr/>
-        <w:t xml:space="preserve">Reproducibilna bibliometrijska serija pokazuje da su istraživanja UAV-a u poljoprivredi rasla 28,5 posto godišnje između 2005. i 2025., sa strukturnim ubrzanjem 2009., te da se njihov udio u poljoprivrednoj literaturi kreće prema platou od oko 14 radova na 1 000, od kojega je dosegnuto manje od dvije trećine — područje je na istoj krivulji prihvaćanja kao susjedne okolišne primjene, izmjerenoj identičnim instrumentom, ali pomaknutoj oko četiri godine kasnije [20]. Četiri modela rasta slažu se oko trogodišnjeg predviđanja od otprilike 8 200 radova 2028.; na deset godina predviđanje usklađeno s analizom udjela — prosjek zasićujućih modela — doseže oko 24 000 radova 2035., uz širok interval. Rast se seli iz kartiranja prema podatkovno vođenoj agronomiji i prema aktuaciji, gdje su otvoreni problemi nosivost, precizna aplikacija i regulativa, a ne senzori. Podaci, definicije upita i kod priloženi su uz rad kako bi se analiza mogla ponoviti na bilo koji budući datum dohvata.</w:t>
+        <w:t xml:space="preserve">Reproducibilna bibliometrijska serija pokazuje da su istraživanja UAV-a u poljoprivredi rasla 28,5 posto godišnje između 2005. i 2025., sa strukturnim ubrzanjem 2009., te da se njihov udio u poljoprivrednoj literaturi kreće prema platou od oko 14 radova na 1 000, od kojega je dosegnuto manje od dvije trećine — područje je na istoj krivulji prihvaćanja kao susjedne okolišne primjene, izmjerenoj identičnim instrumentom, ali pomaknutoj oko četiri godine kasnije [20]. Četiri modela rasta slažu se oko trogodišnjeg predviđanja od otprilike 8 200 radova 2028.; na deset godina predviđanje usklađeno s analizom udjela — prosjek zasićujućih modela — doseže oko 24 000 radova 2035., uz širok interval. Rast se seli iz kartiranja prema podatkovno vođenoj agronomiji i prema aktuaciji, gdje su otvoreni problemi nosivost, precizna aplikacija i regulativa, a ne senzori. Podaci, definicije upita i kod javno su arhivirani na Zenodou [21] kako bi se analiza mogla ponoviti na bilo koji budući datum dohvata.</w:t>
       </w:r>
     </w:p>
     <w:p>
@@ -5425,6 +5425,21 @@
       <w:r>
         <w:rPr/>
         <w:t xml:space="preserve">V. Uroš and M. Jelić, "drone-ecology-forecast: bibliometric data and MATLAB growth-model pipeline for UAV research in ecology and environmental monitoring (v1.0)," Zenodo, 2026, doi: 10.5281/zenodo.22119199.</w:t>
+      </w:r>
+    </w:p>
+    <w:p>
+      <w:pPr>
+        <w:pStyle w:val="references"/>
+        <w:numPr>
+          <w:ilvl w:val="0"/>
+          <w:numId w:val="4"/>
+        </w:numPr>
+        <w:ind w:hanging="0" w:start="0"/>
+        <w:rPr/>
+      </w:pPr>
+      <w:r>
+        <w:rPr/>
+        <w:t xml:space="preserve">V. Uroš and M. Jelić, "drone-agriculture-forecast: bibliometric data and MATLAB growth-model pipeline for UAV research in agriculture (v1.1)," Zenodo, 2026, doi: 10.5281/zenodo.22172737.</w:t>
       </w:r>
     </w:p>
     <w:p>

--- a/paper/MIPRO_Dronovi_Poljoprivreda_HR.docx
+++ b/paper/MIPRO_Dronovi_Poljoprivreda_HR.docx
@@ -201,7 +201,7 @@
       </w:pPr>
       <w:r>
         <w:rPr/>
-        <w:t xml:space="preserve">Pregledi UAV-a u preciznoj poljoprivredi konvergiraju prema zajedničkom popisu primjena: praćenje rasta i zdravlja usjeva vidljivim, multispektralnim, hiperspektralnim i termalnim senzorima; visokoprotočna fenotipizacija u polju; kartiranje korova za gospodarenje specifično mjestu; planiranje navodnjavanja iz temperature krošnje i vegetacijskih indeksa; detekcija bolesti i štetnika; procjena prinosa; i prskanje [1], [2], [3], [6]. Rani radovi već su demonstrirali ključne gradivne blokove: UAV konfiguriran za rano suzbijanje korova specifično mjestu [5] i fuziju višesenzorskih podataka koja dubokim učenjem predviđa prinos soje unutar polja iz UAV snimaka [7]. Fenotipizacija u polju postala je zasebna disciplina, a UAV-i su zamijenili zemaljska vozila kao primarni nosač [8]. Dvije ponavljajuće inženjerske ograde ublažavaju entuzijazam: radiometrijska kalibracija i jaz između vegetacijskih indeksa i agronomskih varijabli ograničavaju prenosivost među poljima i sezonama [2], [9], a ekonomika UAV operacija isplativa je tek pri dovoljnim veličinama polja ili u uslužnim modelima [9]. Prskanje je primjena u kojoj UAV prestaje biti senzor i postaje aktuator: prihvaćanje predvodi istočna Azija, s više od 120 000 dronova za zaštitu bilja u Kini i oko 62 milijuna hektara tretiranih 2021., dok se u Japanu već 2016. trećina rižinih polja prskala iz bespilotnih helikoptera [17]; pregledi bilježe brz napredak, ali i otvorene probleme zanošenja kapljica, ujednačenosti depozicije i kontrole doze [6].</w:t>
+        <w:t xml:space="preserve">Pregledi UAV-a u preciznoj poljoprivredi konvergiraju prema zajedničkom popisu primjena: praćenje rasta i zdravlja usjeva vidljivim, multispektralnim, hiperspektralnim i termalnim senzorima; visokoprotočna fenotipizacija u polju; kartiranje korova za gospodarenje specifično mjestu; planiranje navodnjavanja iz temperature krošnje i vegetacijskih indeksa; detekcija bolesti i štetnika; procjena prinosa; i prskanje [1], [2], [3], [6]. Rani radovi već su demonstrirali ključne gradivne blokove: UAV konfiguriran za rano suzbijanje korova specifično mjestu [5] i fuziju višesenzorskih podataka koja dubokim učenjem predviđa prinos soje unutar polja iz UAV snimaka [7]. Fenotipizacija u polju postala je zasebna disciplina, a UAV-i su zamijenili zemaljska vozila kao primarni nosač [8]. Dvije ponavljajuće inženjerske ograde ublažavaju entuzijazam: radiometrijska kalibracija i jaz između vegetacijskih indeksa i agronomskih varijabli ograničavaju prenosivost među poljima i sezonama [2], [9], a ekonomika UAV operacija isplativa je tek pri dovoljnim veličinama polja ili u uslužnim modelima [9]. Prskanje je primjena u kojoj UAV prestaje biti senzor i postaje aktuator: prihvaćanje predvodi istočna Azija, s više od 120 000 dronova za zaštitu bilja u Kini i oko 62 milijuna hektara tretiranih 2021., dok se u Japanu već 2016. trećina rižinih polja prskala iz bespilotnih helikoptera [17]; pregledi bilježe brz napredak, ali i otvorene probleme zanošenja kapljica, ujednačenosti depozicije i kontrole doze [6]. Najbliži prethodnik bibliometrijski je pregled Rejeba i sur. [22]: iz 4 700 dokumenata Scopusa do rujna 2021. datiraju eksponencijalni uzlet nakon 2010., s vrhuncem od 1 275 publikacija 2020., i prepoznaju daljinska istraživanja, preciznu poljoprivredu, duboko i strojno učenje te internet stvari kao ključne pojmove u šest klastera kocitiranja. Ta studija kartira intelektualnu strukturu područja, ali njegovu dinamiku ostavlja nemodeliranom — prazninu ovaj rad popunjava krivuljama rasta na normaliziranoj seriji i predviđanjima do 2035.</w:t>
       </w:r>
     </w:p>
     <w:p>
@@ -1599,7 +1599,7 @@
       </w:r>
       <w:r>
         <w:rPr/>
-        <w:t xml:space="preserve"> ≈ 0,018, približno), što se poklapa s pojavom jeftinih višerotorskih platformi i pristupačnih multispektralnih kamera. Normaliziran poljoprivrednom literaturom, udio je porastao s 0,21 na 8,53 rada na 1 000 (Senov nagib 0,38 na 1 000 godišnje [0,28, 0,47]); unutar cjelokupne literature o UAV-ima poljoprivredni dio porastao je s 3,0 na 17,1 posto.</w:t>
+        <w:t xml:space="preserve"> ≈ 0,018, približno), što se poklapa s pojavom jeftinih višerotorskih platformi i pristupačnih multispektralnih kamera, u skladu s uzletom nakon 2010. datiranim u [22]. Normaliziran poljoprivrednom literaturom, udio je porastao s 0,21 na 8,53 rada na 1 000 (Senov nagib 0,38 na 1 000 godišnje [0,28, 0,47]); unutar cjelokupne literature o UAV-ima poljoprivredni dio porastao je s 3,0 na 17,1 posto.</w:t>
       </w:r>
     </w:p>
     <w:p>
@@ -5440,6 +5440,32 @@
       <w:r>
         <w:rPr/>
         <w:t xml:space="preserve">V. Uroš and M. Jelić, "drone-agriculture-forecast: bibliometric data and MATLAB growth-model pipeline for UAV research in agriculture (v1.1)," Zenodo, 2026, doi: 10.5281/zenodo.22172737.</w:t>
+      </w:r>
+    </w:p>
+    <w:p>
+      <w:pPr>
+        <w:pStyle w:val="references"/>
+        <w:numPr>
+          <w:ilvl w:val="0"/>
+          <w:numId w:val="4"/>
+        </w:numPr>
+        <w:ind w:hanging="0" w:start="0"/>
+        <w:rPr/>
+      </w:pPr>
+      <w:r>
+        <w:rPr/>
+        <w:t xml:space="preserve">A. Rejeb, A. Abdollahi, K. Rejeb, and H. Treiblmaier, "Drones in agriculture: A review and bibliometric analysis," </w:t>
+      </w:r>
+      <w:r>
+        <w:rPr>
+          <w:i/>
+          <w:iCs/>
+        </w:rPr>
+        <w:t xml:space="preserve">Computers and Electronics in Agriculture</w:t>
+      </w:r>
+      <w:r>
+        <w:rPr/>
+        <w:t xml:space="preserve">, vol. 198, art. 107017, 2022.</w:t>
       </w:r>
     </w:p>
     <w:p>

--- a/paper/MIPRO_Dronovi_Poljoprivreda_HR.docx
+++ b/paper/MIPRO_Dronovi_Poljoprivreda_HR.docx
@@ -5439,7 +5439,7 @@
       </w:pPr>
       <w:r>
         <w:rPr/>
-        <w:t xml:space="preserve">V. Uroš and M. Jelić, "drone-agriculture-forecast: bibliometric data and MATLAB growth-model pipeline for UAV research in agriculture (v1.1)," Zenodo, 2026, doi: 10.5281/zenodo.22172737.</w:t>
+        <w:t xml:space="preserve">V. Uroš and M. Jelić, "drone-agriculture-forecast: bibliometric data and MATLAB growth-model pipeline for UAV research in agriculture (v1.1)," Zenodo, 2026, doi: 10.5281/zenodo.22238128.</w:t>
       </w:r>
     </w:p>
     <w:p>
